--- a/public/2026/seq05/FICHE_S5-A06_Atelier_4eme.docx
+++ b/public/2026/seq05/FICHE_S5-A06_Atelier_4eme.docx
@@ -279,7 +279,7 @@
     </w:tbl>
     <w:p>
       <w:pPr>
-        <w:spacing w:after="60"/>
+        <w:spacing w:after="96"/>
       </w:pPr>
     </w:p>
     <w:tbl>
@@ -329,8 +329,8 @@
                 <w:bCs w:val="false"/>
                 <w:i w:val="false"/>
                 <w:iCs w:val="false"/>
-                <w:sz w:val="16"/>
-                <w:szCs w:val="16"/>
+                <w:sz w:val="24"/>
+                <w:szCs w:val="24"/>
               </w:rPr>
               <w:t xml:space="preserve">NOM : </w:t>
             </w:r>
@@ -364,8 +364,8 @@
                 <w:bCs w:val="false"/>
                 <w:i w:val="false"/>
                 <w:iCs w:val="false"/>
-                <w:sz w:val="16"/>
-                <w:szCs w:val="16"/>
+                <w:sz w:val="24"/>
+                <w:szCs w:val="24"/>
               </w:rPr>
               <w:t xml:space="preserve">PRÉNOM : </w:t>
             </w:r>
@@ -399,8 +399,8 @@
                 <w:bCs w:val="false"/>
                 <w:i w:val="false"/>
                 <w:iCs w:val="false"/>
-                <w:sz w:val="16"/>
-                <w:szCs w:val="16"/>
+                <w:sz w:val="24"/>
+                <w:szCs w:val="24"/>
               </w:rPr>
               <w:t xml:space="preserve">CLASSE : </w:t>
             </w:r>
@@ -434,10 +434,1060 @@
                 <w:bCs w:val="false"/>
                 <w:i w:val="false"/>
                 <w:iCs w:val="false"/>
-                <w:sz w:val="16"/>
-                <w:szCs w:val="16"/>
+                <w:sz w:val="24"/>
+                <w:szCs w:val="24"/>
               </w:rPr>
               <w:t xml:space="preserve">MAISON : </w:t>
+            </w:r>
+          </w:p>
+        </w:tc>
+      </w:tr>
+    </w:tbl>
+    <w:p>
+      <w:pPr>
+        <w:spacing w:after="128"/>
+      </w:pPr>
+    </w:p>
+    <w:tbl>
+      <w:tblPr>
+        <w:tblW w:type="dxa" w:w="9360"/>
+        <w:tblBorders>
+          <w:top w:val="single" w:color="auto" w:sz="4"/>
+          <w:left w:val="single" w:color="auto" w:sz="4"/>
+          <w:bottom w:val="single" w:color="auto" w:sz="4"/>
+          <w:right w:val="single" w:color="auto" w:sz="4"/>
+          <w:insideH w:val="single" w:color="auto" w:sz="4"/>
+          <w:insideV w:val="single" w:color="auto" w:sz="4"/>
+        </w:tblBorders>
+      </w:tblPr>
+      <w:tblGrid>
+        <w:gridCol w:w="9360"/>
+      </w:tblGrid>
+      <w:tr>
+        <w:tc>
+          <w:tcPr>
+            <w:tcW w:type="dxa" w:w="9360"/>
+            <w:tcBorders>
+              <w:top w:val="single" w:color="000000" w:sz="6"/>
+              <w:left w:val="single" w:color="000000" w:sz="6"/>
+              <w:bottom w:val="single" w:color="000000" w:sz="6"/>
+              <w:right w:val="single" w:color="000000" w:sz="6"/>
+            </w:tcBorders>
+            <w:shd w:fill="D9D9D9" w:val="clear"/>
+            <w:tcMar>
+              <w:top w:type="dxa" w:w="40"/>
+              <w:left w:type="dxa" w:w="80"/>
+              <w:bottom w:type="dxa" w:w="40"/>
+              <w:right w:type="dxa" w:w="80"/>
+            </w:tcMar>
+            <w:vAlign w:val="center"/>
+          </w:tcPr>
+          <w:p>
+            <w:pPr>
+              <w:spacing w:after="0"/>
+              <w:jc w:val="center"/>
+            </w:pPr>
+            <w:r>
+              <w:rPr>
+                <w:rFonts w:ascii="Arial" w:cs="Arial" w:eastAsia="Arial" w:hAnsi="Arial"/>
+                <w:b/>
+                <w:bCs/>
+                <w:i w:val="false"/>
+                <w:iCs w:val="false"/>
+                <w:sz w:val="32"/>
+                <w:szCs w:val="32"/>
+              </w:rPr>
+              <w:t xml:space="preserve">ATELIER : IMPRESSION 3D ET DÉCOUPE LASER DU MODÈLE</w:t>
+            </w:r>
+          </w:p>
+        </w:tc>
+      </w:tr>
+    </w:tbl>
+    <w:p>
+      <w:pPr>
+        <w:spacing w:after="128"/>
+      </w:pPr>
+    </w:p>
+    <w:tbl>
+      <w:tblPr>
+        <w:tblW w:type="dxa" w:w="9360"/>
+        <w:tblBorders>
+          <w:top w:val="single" w:color="auto" w:sz="4"/>
+          <w:left w:val="single" w:color="auto" w:sz="4"/>
+          <w:bottom w:val="single" w:color="auto" w:sz="4"/>
+          <w:right w:val="single" w:color="auto" w:sz="4"/>
+          <w:insideH w:val="single" w:color="auto" w:sz="4"/>
+          <w:insideV w:val="single" w:color="auto" w:sz="4"/>
+        </w:tblBorders>
+      </w:tblPr>
+      <w:tblGrid>
+        <w:gridCol w:w="9360"/>
+      </w:tblGrid>
+      <w:tr>
+        <w:tc>
+          <w:tcPr>
+            <w:tcW w:type="dxa" w:w="9360"/>
+            <w:tcBorders>
+              <w:top w:val="single" w:color="000000" w:sz="6"/>
+              <w:left w:val="single" w:color="000000" w:sz="6"/>
+              <w:bottom w:val="single" w:color="000000" w:sz="6"/>
+              <w:right w:val="single" w:color="000000" w:sz="6"/>
+            </w:tcBorders>
+            <w:tcMar>
+              <w:top w:type="dxa" w:w="100"/>
+              <w:left w:type="dxa" w:w="120"/>
+              <w:bottom w:type="dxa" w:w="100"/>
+              <w:right w:type="dxa" w:w="120"/>
+            </w:tcMar>
+            <w:vAlign w:val="center"/>
+          </w:tcPr>
+          <w:p>
+            <w:pPr>
+              <w:spacing w:after="96"/>
+            </w:pPr>
+            <w:r>
+              <w:rPr>
+                <w:rFonts w:ascii="Arial" w:cs="Arial" w:eastAsia="Arial" w:hAnsi="Arial"/>
+                <w:b w:val="false"/>
+                <w:bCs w:val="false"/>
+                <w:i w:val="false"/>
+                <w:iCs w:val="false"/>
+                <w:sz w:val="24"/>
+                <w:szCs w:val="24"/>
+              </w:rPr>
+              <w:t xml:space="preserve">Le prototype gagnant passe en fabrication réelle : impression 3D du modèle SketchUp, découpe laser du profil. Tu observes la chaîne numérique complète — du fichier à l'objet.</w:t>
+            </w:r>
+          </w:p>
+          <w:p>
+            <w:pPr>
+              <w:spacing w:after="0"/>
+            </w:pPr>
+            <w:r>
+              <w:rPr>
+                <w:rFonts w:ascii="Arial" w:cs="Arial" w:eastAsia="Arial" w:hAnsi="Arial"/>
+                <w:b/>
+                <w:bCs/>
+                <w:i/>
+                <w:iCs/>
+                <w:sz w:val="24"/>
+                <w:szCs w:val="24"/>
+              </w:rPr>
+              <w:t xml:space="preserve">❓ Comment passe-t-on d'un modèle 3D à un objet réel, et quel procédé choisir ?</w:t>
+            </w:r>
+          </w:p>
+        </w:tc>
+      </w:tr>
+    </w:tbl>
+    <w:p>
+      <w:pPr>
+        <w:spacing w:after="128"/>
+      </w:pPr>
+    </w:p>
+    <w:tbl>
+      <w:tblPr>
+        <w:tblW w:type="dxa" w:w="9360"/>
+        <w:tblBorders>
+          <w:top w:val="single" w:color="auto" w:sz="4"/>
+          <w:left w:val="single" w:color="auto" w:sz="4"/>
+          <w:bottom w:val="single" w:color="auto" w:sz="4"/>
+          <w:right w:val="single" w:color="auto" w:sz="4"/>
+          <w:insideH w:val="single" w:color="auto" w:sz="4"/>
+          <w:insideV w:val="single" w:color="auto" w:sz="4"/>
+        </w:tblBorders>
+      </w:tblPr>
+      <w:tblGrid>
+        <w:gridCol w:w="9360"/>
+      </w:tblGrid>
+      <w:tr>
+        <w:tc>
+          <w:tcPr>
+            <w:tcW w:type="dxa" w:w="9360"/>
+            <w:tcBorders>
+              <w:top w:val="single" w:color="000000" w:sz="6"/>
+              <w:left w:val="single" w:color="000000" w:sz="6"/>
+              <w:bottom w:val="single" w:color="000000" w:sz="6"/>
+              <w:right w:val="single" w:color="000000" w:sz="6"/>
+            </w:tcBorders>
+            <w:shd w:fill="F2F2F2" w:val="clear"/>
+            <w:tcMar>
+              <w:top w:type="dxa" w:w="40"/>
+              <w:left w:type="dxa" w:w="80"/>
+              <w:bottom w:type="dxa" w:w="40"/>
+              <w:right w:type="dxa" w:w="80"/>
+            </w:tcMar>
+            <w:vAlign w:val="center"/>
+          </w:tcPr>
+          <w:p>
+            <w:pPr>
+              <w:spacing w:after="0"/>
+            </w:pPr>
+            <w:r>
+              <w:rPr>
+                <w:rFonts w:ascii="Arial" w:cs="Arial" w:eastAsia="Arial" w:hAnsi="Arial"/>
+                <w:b/>
+                <w:bCs/>
+                <w:i w:val="false"/>
+                <w:iCs w:val="false"/>
+                <w:sz w:val="26"/>
+                <w:szCs w:val="26"/>
+              </w:rPr>
+              <w:t xml:space="preserve">PARTIE 1 — La chaîne numérique (CFAO)  (démo imprimante 3D)</w:t>
+            </w:r>
+          </w:p>
+        </w:tc>
+      </w:tr>
+    </w:tbl>
+    <w:p>
+      <w:pPr>
+        <w:spacing w:after="64"/>
+      </w:pPr>
+    </w:p>
+    <w:p>
+      <w:pPr>
+        <w:spacing w:after="96"/>
+      </w:pPr>
+      <w:r>
+        <w:rPr>
+          <w:rFonts w:ascii="Arial" w:cs="Arial" w:eastAsia="Arial" w:hAnsi="Arial"/>
+          <w:b w:val="false"/>
+          <w:bCs w:val="false"/>
+          <w:i/>
+          <w:iCs/>
+          <w:sz w:val="24"/>
+          <w:szCs w:val="24"/>
+        </w:rPr>
+        <w:t xml:space="preserve">➤ Remets les 4 étapes dans l'ordre observé pendant la démo.</w:t>
+      </w:r>
+    </w:p>
+    <w:tbl>
+      <w:tblPr>
+        <w:tblW w:type="dxa" w:w="9360"/>
+        <w:tblBorders>
+          <w:top w:val="single" w:color="auto" w:sz="4"/>
+          <w:left w:val="single" w:color="auto" w:sz="4"/>
+          <w:bottom w:val="single" w:color="auto" w:sz="4"/>
+          <w:right w:val="single" w:color="auto" w:sz="4"/>
+          <w:insideH w:val="single" w:color="auto" w:sz="4"/>
+          <w:insideV w:val="single" w:color="auto" w:sz="4"/>
+        </w:tblBorders>
+      </w:tblPr>
+      <w:tblGrid>
+        <w:gridCol w:w="900"/>
+        <w:gridCol w:w="8460"/>
+      </w:tblGrid>
+      <w:tr>
+        <w:tc>
+          <w:tcPr>
+            <w:tcW w:type="dxa" w:w="900"/>
+            <w:tcBorders>
+              <w:top w:val="single" w:color="000000" w:sz="6"/>
+              <w:left w:val="single" w:color="000000" w:sz="6"/>
+              <w:bottom w:val="single" w:color="000000" w:sz="6"/>
+              <w:right w:val="single" w:color="000000" w:sz="6"/>
+            </w:tcBorders>
+            <w:shd w:fill="D9D9D9" w:val="clear"/>
+            <w:tcMar>
+              <w:top w:type="dxa" w:w="40"/>
+              <w:left w:type="dxa" w:w="80"/>
+              <w:bottom w:type="dxa" w:w="40"/>
+              <w:right w:type="dxa" w:w="80"/>
+            </w:tcMar>
+            <w:vAlign w:val="center"/>
+          </w:tcPr>
+          <w:p>
+            <w:pPr>
+              <w:spacing w:after="0"/>
+            </w:pPr>
+            <w:r>
+              <w:rPr>
+                <w:rFonts w:ascii="Arial" w:cs="Arial" w:eastAsia="Arial" w:hAnsi="Arial"/>
+                <w:b/>
+                <w:bCs/>
+                <w:i w:val="false"/>
+                <w:iCs w:val="false"/>
+                <w:sz w:val="24"/>
+                <w:szCs w:val="24"/>
+              </w:rPr>
+              <w:t xml:space="preserve">N°</w:t>
+            </w:r>
+          </w:p>
+        </w:tc>
+        <w:tc>
+          <w:tcPr>
+            <w:tcW w:type="dxa" w:w="8460"/>
+            <w:tcBorders>
+              <w:top w:val="single" w:color="000000" w:sz="6"/>
+              <w:left w:val="single" w:color="000000" w:sz="6"/>
+              <w:bottom w:val="single" w:color="000000" w:sz="6"/>
+              <w:right w:val="single" w:color="000000" w:sz="6"/>
+            </w:tcBorders>
+            <w:shd w:fill="D9D9D9" w:val="clear"/>
+            <w:tcMar>
+              <w:top w:type="dxa" w:w="40"/>
+              <w:left w:type="dxa" w:w="80"/>
+              <w:bottom w:type="dxa" w:w="40"/>
+              <w:right w:type="dxa" w:w="80"/>
+            </w:tcMar>
+            <w:vAlign w:val="center"/>
+          </w:tcPr>
+          <w:p>
+            <w:pPr>
+              <w:spacing w:after="0"/>
+            </w:pPr>
+            <w:r>
+              <w:rPr>
+                <w:rFonts w:ascii="Arial" w:cs="Arial" w:eastAsia="Arial" w:hAnsi="Arial"/>
+                <w:b/>
+                <w:bCs/>
+                <w:i w:val="false"/>
+                <w:iCs w:val="false"/>
+                <w:sz w:val="24"/>
+                <w:szCs w:val="24"/>
+              </w:rPr>
+              <w:t xml:space="preserve">Étape</w:t>
+            </w:r>
+          </w:p>
+        </w:tc>
+      </w:tr>
+      <w:tr>
+        <w:tc>
+          <w:tcPr>
+            <w:tcW w:type="dxa" w:w="900"/>
+            <w:tcBorders>
+              <w:top w:val="single" w:color="000000" w:sz="6"/>
+              <w:left w:val="single" w:color="000000" w:sz="6"/>
+              <w:bottom w:val="single" w:color="000000" w:sz="6"/>
+              <w:right w:val="single" w:color="000000" w:sz="6"/>
+            </w:tcBorders>
+            <w:tcMar>
+              <w:top w:type="dxa" w:w="40"/>
+              <w:left w:type="dxa" w:w="80"/>
+              <w:bottom w:type="dxa" w:w="40"/>
+              <w:right w:type="dxa" w:w="80"/>
+            </w:tcMar>
+            <w:vAlign w:val="center"/>
+          </w:tcPr>
+          <w:p>
+            <w:pPr>
+              <w:spacing w:after="0"/>
+            </w:pPr>
+            <w:r>
+              <w:rPr>
+                <w:rFonts w:ascii="Arial" w:cs="Arial" w:eastAsia="Arial" w:hAnsi="Arial"/>
+                <w:b w:val="false"/>
+                <w:bCs w:val="false"/>
+                <w:i w:val="false"/>
+                <w:iCs w:val="false"/>
+                <w:sz w:val="24"/>
+                <w:szCs w:val="24"/>
+              </w:rPr>
+              <w:t xml:space="preserve">......</w:t>
+            </w:r>
+          </w:p>
+        </w:tc>
+        <w:tc>
+          <w:tcPr>
+            <w:tcW w:type="dxa" w:w="8460"/>
+            <w:tcBorders>
+              <w:top w:val="single" w:color="000000" w:sz="6"/>
+              <w:left w:val="single" w:color="000000" w:sz="6"/>
+              <w:bottom w:val="single" w:color="000000" w:sz="6"/>
+              <w:right w:val="single" w:color="000000" w:sz="6"/>
+            </w:tcBorders>
+            <w:tcMar>
+              <w:top w:type="dxa" w:w="40"/>
+              <w:left w:type="dxa" w:w="80"/>
+              <w:bottom w:type="dxa" w:w="40"/>
+              <w:right w:type="dxa" w:w="80"/>
+            </w:tcMar>
+            <w:vAlign w:val="center"/>
+          </w:tcPr>
+          <w:p>
+            <w:pPr>
+              <w:spacing w:after="0"/>
+            </w:pPr>
+            <w:r>
+              <w:rPr>
+                <w:rFonts w:ascii="Arial" w:cs="Arial" w:eastAsia="Arial" w:hAnsi="Arial"/>
+                <w:b w:val="false"/>
+                <w:bCs w:val="false"/>
+                <w:i w:val="false"/>
+                <w:iCs w:val="false"/>
+                <w:sz w:val="24"/>
+                <w:szCs w:val="24"/>
+              </w:rPr>
+              <w:t xml:space="preserve">Le logiciel de tranchage découpe le modèle en couches et calcule le trajet de la buse (g-code).</w:t>
+            </w:r>
+          </w:p>
+        </w:tc>
+      </w:tr>
+      <w:tr>
+        <w:tc>
+          <w:tcPr>
+            <w:tcW w:type="dxa" w:w="900"/>
+            <w:tcBorders>
+              <w:top w:val="single" w:color="000000" w:sz="6"/>
+              <w:left w:val="single" w:color="000000" w:sz="6"/>
+              <w:bottom w:val="single" w:color="000000" w:sz="6"/>
+              <w:right w:val="single" w:color="000000" w:sz="6"/>
+            </w:tcBorders>
+            <w:tcMar>
+              <w:top w:type="dxa" w:w="40"/>
+              <w:left w:type="dxa" w:w="80"/>
+              <w:bottom w:type="dxa" w:w="40"/>
+              <w:right w:type="dxa" w:w="80"/>
+            </w:tcMar>
+            <w:vAlign w:val="center"/>
+          </w:tcPr>
+          <w:p>
+            <w:pPr>
+              <w:spacing w:after="0"/>
+            </w:pPr>
+            <w:r>
+              <w:rPr>
+                <w:rFonts w:ascii="Arial" w:cs="Arial" w:eastAsia="Arial" w:hAnsi="Arial"/>
+                <w:b w:val="false"/>
+                <w:bCs w:val="false"/>
+                <w:i w:val="false"/>
+                <w:iCs w:val="false"/>
+                <w:sz w:val="24"/>
+                <w:szCs w:val="24"/>
+              </w:rPr>
+              <w:t xml:space="preserve">......</w:t>
+            </w:r>
+          </w:p>
+        </w:tc>
+        <w:tc>
+          <w:tcPr>
+            <w:tcW w:type="dxa" w:w="8460"/>
+            <w:tcBorders>
+              <w:top w:val="single" w:color="000000" w:sz="6"/>
+              <w:left w:val="single" w:color="000000" w:sz="6"/>
+              <w:bottom w:val="single" w:color="000000" w:sz="6"/>
+              <w:right w:val="single" w:color="000000" w:sz="6"/>
+            </w:tcBorders>
+            <w:tcMar>
+              <w:top w:type="dxa" w:w="40"/>
+              <w:left w:type="dxa" w:w="80"/>
+              <w:bottom w:type="dxa" w:w="40"/>
+              <w:right w:type="dxa" w:w="80"/>
+            </w:tcMar>
+            <w:vAlign w:val="center"/>
+          </w:tcPr>
+          <w:p>
+            <w:pPr>
+              <w:spacing w:after="0"/>
+            </w:pPr>
+            <w:r>
+              <w:rPr>
+                <w:rFonts w:ascii="Arial" w:cs="Arial" w:eastAsia="Arial" w:hAnsi="Arial"/>
+                <w:b w:val="false"/>
+                <w:bCs w:val="false"/>
+                <w:i w:val="false"/>
+                <w:iCs w:val="false"/>
+                <w:sz w:val="24"/>
+                <w:szCs w:val="24"/>
+              </w:rPr>
+              <w:t xml:space="preserve">Le modèle est dessiné dans SketchUp (.skp).</w:t>
+            </w:r>
+          </w:p>
+        </w:tc>
+      </w:tr>
+      <w:tr>
+        <w:tc>
+          <w:tcPr>
+            <w:tcW w:type="dxa" w:w="900"/>
+            <w:tcBorders>
+              <w:top w:val="single" w:color="000000" w:sz="6"/>
+              <w:left w:val="single" w:color="000000" w:sz="6"/>
+              <w:bottom w:val="single" w:color="000000" w:sz="6"/>
+              <w:right w:val="single" w:color="000000" w:sz="6"/>
+            </w:tcBorders>
+            <w:tcMar>
+              <w:top w:type="dxa" w:w="40"/>
+              <w:left w:type="dxa" w:w="80"/>
+              <w:bottom w:type="dxa" w:w="40"/>
+              <w:right w:type="dxa" w:w="80"/>
+            </w:tcMar>
+            <w:vAlign w:val="center"/>
+          </w:tcPr>
+          <w:p>
+            <w:pPr>
+              <w:spacing w:after="0"/>
+            </w:pPr>
+            <w:r>
+              <w:rPr>
+                <w:rFonts w:ascii="Arial" w:cs="Arial" w:eastAsia="Arial" w:hAnsi="Arial"/>
+                <w:b w:val="false"/>
+                <w:bCs w:val="false"/>
+                <w:i w:val="false"/>
+                <w:iCs w:val="false"/>
+                <w:sz w:val="24"/>
+                <w:szCs w:val="24"/>
+              </w:rPr>
+              <w:t xml:space="preserve">......</w:t>
+            </w:r>
+          </w:p>
+        </w:tc>
+        <w:tc>
+          <w:tcPr>
+            <w:tcW w:type="dxa" w:w="8460"/>
+            <w:tcBorders>
+              <w:top w:val="single" w:color="000000" w:sz="6"/>
+              <w:left w:val="single" w:color="000000" w:sz="6"/>
+              <w:bottom w:val="single" w:color="000000" w:sz="6"/>
+              <w:right w:val="single" w:color="000000" w:sz="6"/>
+            </w:tcBorders>
+            <w:tcMar>
+              <w:top w:type="dxa" w:w="40"/>
+              <w:left w:type="dxa" w:w="80"/>
+              <w:bottom w:type="dxa" w:w="40"/>
+              <w:right w:type="dxa" w:w="80"/>
+            </w:tcMar>
+            <w:vAlign w:val="center"/>
+          </w:tcPr>
+          <w:p>
+            <w:pPr>
+              <w:spacing w:after="0"/>
+            </w:pPr>
+            <w:r>
+              <w:rPr>
+                <w:rFonts w:ascii="Arial" w:cs="Arial" w:eastAsia="Arial" w:hAnsi="Arial"/>
+                <w:b w:val="false"/>
+                <w:bCs w:val="false"/>
+                <w:i w:val="false"/>
+                <w:iCs w:val="false"/>
+                <w:sz w:val="24"/>
+                <w:szCs w:val="24"/>
+              </w:rPr>
+              <w:t xml:space="preserve">L'imprimante dépose le fil de PLA fondu, couche après couche.</w:t>
+            </w:r>
+          </w:p>
+        </w:tc>
+      </w:tr>
+      <w:tr>
+        <w:tc>
+          <w:tcPr>
+            <w:tcW w:type="dxa" w:w="900"/>
+            <w:tcBorders>
+              <w:top w:val="single" w:color="000000" w:sz="6"/>
+              <w:left w:val="single" w:color="000000" w:sz="6"/>
+              <w:bottom w:val="single" w:color="000000" w:sz="6"/>
+              <w:right w:val="single" w:color="000000" w:sz="6"/>
+            </w:tcBorders>
+            <w:tcMar>
+              <w:top w:type="dxa" w:w="40"/>
+              <w:left w:type="dxa" w:w="80"/>
+              <w:bottom w:type="dxa" w:w="40"/>
+              <w:right w:type="dxa" w:w="80"/>
+            </w:tcMar>
+            <w:vAlign w:val="center"/>
+          </w:tcPr>
+          <w:p>
+            <w:pPr>
+              <w:spacing w:after="0"/>
+            </w:pPr>
+            <w:r>
+              <w:rPr>
+                <w:rFonts w:ascii="Arial" w:cs="Arial" w:eastAsia="Arial" w:hAnsi="Arial"/>
+                <w:b w:val="false"/>
+                <w:bCs w:val="false"/>
+                <w:i w:val="false"/>
+                <w:iCs w:val="false"/>
+                <w:sz w:val="24"/>
+                <w:szCs w:val="24"/>
+              </w:rPr>
+              <w:t xml:space="preserve">......</w:t>
+            </w:r>
+          </w:p>
+        </w:tc>
+        <w:tc>
+          <w:tcPr>
+            <w:tcW w:type="dxa" w:w="8460"/>
+            <w:tcBorders>
+              <w:top w:val="single" w:color="000000" w:sz="6"/>
+              <w:left w:val="single" w:color="000000" w:sz="6"/>
+              <w:bottom w:val="single" w:color="000000" w:sz="6"/>
+              <w:right w:val="single" w:color="000000" w:sz="6"/>
+            </w:tcBorders>
+            <w:tcMar>
+              <w:top w:type="dxa" w:w="40"/>
+              <w:left w:type="dxa" w:w="80"/>
+              <w:bottom w:type="dxa" w:w="40"/>
+              <w:right w:type="dxa" w:w="80"/>
+            </w:tcMar>
+            <w:vAlign w:val="center"/>
+          </w:tcPr>
+          <w:p>
+            <w:pPr>
+              <w:spacing w:after="0"/>
+            </w:pPr>
+            <w:r>
+              <w:rPr>
+                <w:rFonts w:ascii="Arial" w:cs="Arial" w:eastAsia="Arial" w:hAnsi="Arial"/>
+                <w:b w:val="false"/>
+                <w:bCs w:val="false"/>
+                <w:i w:val="false"/>
+                <w:iCs w:val="false"/>
+                <w:sz w:val="24"/>
+                <w:szCs w:val="24"/>
+              </w:rPr>
+              <w:t xml:space="preserve">Le modèle est exporté dans un format d'échange 3D (.stl).</w:t>
+            </w:r>
+          </w:p>
+        </w:tc>
+      </w:tr>
+    </w:tbl>
+    <w:p>
+      <w:pPr>
+        <w:spacing w:after="64" w:before="50"/>
+      </w:pPr>
+      <w:r>
+        <w:rPr>
+          <w:rFonts w:ascii="Arial" w:cs="Arial" w:eastAsia="Arial" w:hAnsi="Arial"/>
+          <w:b w:val="false"/>
+          <w:bCs w:val="false"/>
+          <w:i w:val="false"/>
+          <w:iCs w:val="false"/>
+          <w:sz w:val="24"/>
+          <w:szCs w:val="24"/>
+        </w:rPr>
+        <w:t xml:space="preserve">1a. Ce procédé est dit ADDITIF car .....................................................................</w:t>
+      </w:r>
+    </w:p>
+    <w:tbl>
+      <w:tblPr>
+        <w:tblW w:type="dxa" w:w="9360"/>
+        <w:tblBorders>
+          <w:top w:val="single" w:color="auto" w:sz="4"/>
+          <w:left w:val="single" w:color="auto" w:sz="4"/>
+          <w:bottom w:val="single" w:color="auto" w:sz="4"/>
+          <w:right w:val="single" w:color="auto" w:sz="4"/>
+          <w:insideH w:val="single" w:color="auto" w:sz="4"/>
+          <w:insideV w:val="single" w:color="auto" w:sz="4"/>
+        </w:tblBorders>
+      </w:tblPr>
+      <w:tblGrid>
+        <w:gridCol w:w="9360"/>
+      </w:tblGrid>
+      <w:tr>
+        <w:tc>
+          <w:tcPr>
+            <w:tcW w:type="dxa" w:w="9360"/>
+            <w:tcBorders>
+              <w:top w:val="single" w:color="000000" w:sz="6"/>
+              <w:left w:val="single" w:color="000000" w:sz="6"/>
+              <w:bottom w:val="single" w:color="000000" w:sz="6"/>
+              <w:right w:val="single" w:color="000000" w:sz="6"/>
+            </w:tcBorders>
+            <w:shd w:fill="F2F2F2" w:val="clear"/>
+            <w:tcMar>
+              <w:top w:type="dxa" w:w="40"/>
+              <w:left w:type="dxa" w:w="80"/>
+              <w:bottom w:type="dxa" w:w="40"/>
+              <w:right w:type="dxa" w:w="80"/>
+            </w:tcMar>
+            <w:vAlign w:val="center"/>
+          </w:tcPr>
+          <w:p>
+            <w:pPr>
+              <w:spacing w:after="0"/>
+            </w:pPr>
+            <w:r>
+              <w:rPr>
+                <w:rFonts w:ascii="Arial" w:cs="Arial" w:eastAsia="Arial" w:hAnsi="Arial"/>
+                <w:b/>
+                <w:bCs/>
+                <w:i w:val="false"/>
+                <w:iCs w:val="false"/>
+                <w:sz w:val="26"/>
+                <w:szCs w:val="26"/>
+              </w:rPr>
+              <w:t xml:space="preserve">PARTIE 2 — Démo découpe laser + sécurité</w:t>
+            </w:r>
+          </w:p>
+        </w:tc>
+      </w:tr>
+    </w:tbl>
+    <w:p>
+      <w:pPr>
+        <w:spacing w:after="64"/>
+      </w:pPr>
+    </w:p>
+    <w:tbl>
+      <w:tblPr>
+        <w:tblW w:type="dxa" w:w="9360"/>
+        <w:tblBorders>
+          <w:top w:val="single" w:color="auto" w:sz="4"/>
+          <w:left w:val="single" w:color="auto" w:sz="4"/>
+          <w:bottom w:val="single" w:color="auto" w:sz="4"/>
+          <w:right w:val="single" w:color="auto" w:sz="4"/>
+          <w:insideH w:val="single" w:color="auto" w:sz="4"/>
+          <w:insideV w:val="single" w:color="auto" w:sz="4"/>
+        </w:tblBorders>
+      </w:tblPr>
+      <w:tblGrid>
+        <w:gridCol w:w="3000"/>
+        <w:gridCol w:w="6360"/>
+      </w:tblGrid>
+      <w:tr>
+        <w:tc>
+          <w:tcPr>
+            <w:tcW w:type="dxa" w:w="3000"/>
+            <w:tcBorders>
+              <w:top w:val="single" w:color="000000" w:sz="6"/>
+              <w:left w:val="single" w:color="000000" w:sz="6"/>
+              <w:bottom w:val="single" w:color="000000" w:sz="6"/>
+              <w:right w:val="single" w:color="000000" w:sz="6"/>
+            </w:tcBorders>
+            <w:shd w:fill="D9D9D9" w:val="clear"/>
+            <w:tcMar>
+              <w:top w:type="dxa" w:w="40"/>
+              <w:left w:type="dxa" w:w="80"/>
+              <w:bottom w:type="dxa" w:w="40"/>
+              <w:right w:type="dxa" w:w="80"/>
+            </w:tcMar>
+            <w:vAlign w:val="center"/>
+          </w:tcPr>
+          <w:p>
+            <w:pPr>
+              <w:spacing w:after="0"/>
+            </w:pPr>
+            <w:r>
+              <w:rPr>
+                <w:rFonts w:ascii="Arial" w:cs="Arial" w:eastAsia="Arial" w:hAnsi="Arial"/>
+                <w:b/>
+                <w:bCs/>
+                <w:i w:val="false"/>
+                <w:iCs w:val="false"/>
+                <w:sz w:val="24"/>
+                <w:szCs w:val="24"/>
+              </w:rPr>
+              <w:t xml:space="preserve">Observation</w:t>
+            </w:r>
+          </w:p>
+        </w:tc>
+        <w:tc>
+          <w:tcPr>
+            <w:tcW w:type="dxa" w:w="6360"/>
+            <w:tcBorders>
+              <w:top w:val="single" w:color="000000" w:sz="6"/>
+              <w:left w:val="single" w:color="000000" w:sz="6"/>
+              <w:bottom w:val="single" w:color="000000" w:sz="6"/>
+              <w:right w:val="single" w:color="000000" w:sz="6"/>
+            </w:tcBorders>
+            <w:shd w:fill="D9D9D9" w:val="clear"/>
+            <w:tcMar>
+              <w:top w:type="dxa" w:w="40"/>
+              <w:left w:type="dxa" w:w="80"/>
+              <w:bottom w:type="dxa" w:w="40"/>
+              <w:right w:type="dxa" w:w="80"/>
+            </w:tcMar>
+            <w:vAlign w:val="center"/>
+          </w:tcPr>
+          <w:p>
+            <w:pPr>
+              <w:spacing w:after="0"/>
+            </w:pPr>
+            <w:r>
+              <w:rPr>
+                <w:rFonts w:ascii="Arial" w:cs="Arial" w:eastAsia="Arial" w:hAnsi="Arial"/>
+                <w:b/>
+                <w:bCs/>
+                <w:i w:val="false"/>
+                <w:iCs w:val="false"/>
+                <w:sz w:val="24"/>
+                <w:szCs w:val="24"/>
+              </w:rPr>
+              <w:t xml:space="preserve">À compléter</w:t>
+            </w:r>
+          </w:p>
+        </w:tc>
+      </w:tr>
+      <w:tr>
+        <w:tc>
+          <w:tcPr>
+            <w:tcW w:type="dxa" w:w="3000"/>
+            <w:tcBorders>
+              <w:top w:val="single" w:color="000000" w:sz="6"/>
+              <w:left w:val="single" w:color="000000" w:sz="6"/>
+              <w:bottom w:val="single" w:color="000000" w:sz="6"/>
+              <w:right w:val="single" w:color="000000" w:sz="6"/>
+            </w:tcBorders>
+            <w:tcMar>
+              <w:top w:type="dxa" w:w="40"/>
+              <w:left w:type="dxa" w:w="80"/>
+              <w:bottom w:type="dxa" w:w="40"/>
+              <w:right w:type="dxa" w:w="80"/>
+            </w:tcMar>
+            <w:vAlign w:val="center"/>
+          </w:tcPr>
+          <w:p>
+            <w:pPr>
+              <w:spacing w:after="0"/>
+            </w:pPr>
+            <w:r>
+              <w:rPr>
+                <w:rFonts w:ascii="Arial" w:cs="Arial" w:eastAsia="Arial" w:hAnsi="Arial"/>
+                <w:b w:val="false"/>
+                <w:bCs w:val="false"/>
+                <w:i w:val="false"/>
+                <w:iCs w:val="false"/>
+                <w:sz w:val="24"/>
+                <w:szCs w:val="24"/>
+              </w:rPr>
+              <w:t xml:space="preserve">Le laser</w:t>
+            </w:r>
+          </w:p>
+        </w:tc>
+        <w:tc>
+          <w:tcPr>
+            <w:tcW w:type="dxa" w:w="6360"/>
+            <w:tcBorders>
+              <w:top w:val="single" w:color="000000" w:sz="6"/>
+              <w:left w:val="single" w:color="000000" w:sz="6"/>
+              <w:bottom w:val="single" w:color="000000" w:sz="6"/>
+              <w:right w:val="single" w:color="000000" w:sz="6"/>
+            </w:tcBorders>
+            <w:tcMar>
+              <w:top w:type="dxa" w:w="40"/>
+              <w:left w:type="dxa" w:w="80"/>
+              <w:bottom w:type="dxa" w:w="40"/>
+              <w:right w:type="dxa" w:w="80"/>
+            </w:tcMar>
+            <w:vAlign w:val="center"/>
+          </w:tcPr>
+          <w:p>
+            <w:pPr>
+              <w:spacing w:after="0"/>
+            </w:pPr>
+            <w:r>
+              <w:rPr>
+                <w:rFonts w:ascii="Arial" w:cs="Arial" w:eastAsia="Arial" w:hAnsi="Arial"/>
+                <w:b w:val="false"/>
+                <w:bCs w:val="false"/>
+                <w:i w:val="false"/>
+                <w:iCs w:val="false"/>
+                <w:sz w:val="24"/>
+                <w:szCs w:val="24"/>
+              </w:rPr>
+              <w:t xml:space="preserve">.............. la matière en suivant un dessin 2D : procédé SOUSTRACTIF.</w:t>
+            </w:r>
+          </w:p>
+        </w:tc>
+      </w:tr>
+      <w:tr>
+        <w:tc>
+          <w:tcPr>
+            <w:tcW w:type="dxa" w:w="3000"/>
+            <w:tcBorders>
+              <w:top w:val="single" w:color="000000" w:sz="6"/>
+              <w:left w:val="single" w:color="000000" w:sz="6"/>
+              <w:bottom w:val="single" w:color="000000" w:sz="6"/>
+              <w:right w:val="single" w:color="000000" w:sz="6"/>
+            </w:tcBorders>
+            <w:tcMar>
+              <w:top w:type="dxa" w:w="40"/>
+              <w:left w:type="dxa" w:w="80"/>
+              <w:bottom w:type="dxa" w:w="40"/>
+              <w:right w:type="dxa" w:w="80"/>
+            </w:tcMar>
+            <w:vAlign w:val="center"/>
+          </w:tcPr>
+          <w:p>
+            <w:pPr>
+              <w:spacing w:after="0"/>
+            </w:pPr>
+            <w:r>
+              <w:rPr>
+                <w:rFonts w:ascii="Arial" w:cs="Arial" w:eastAsia="Arial" w:hAnsi="Arial"/>
+                <w:b w:val="false"/>
+                <w:bCs w:val="false"/>
+                <w:i w:val="false"/>
+                <w:iCs w:val="false"/>
+                <w:sz w:val="24"/>
+                <w:szCs w:val="24"/>
+              </w:rPr>
+              <w:t xml:space="preserve">Matériaux découpés ici</w:t>
+            </w:r>
+          </w:p>
+        </w:tc>
+        <w:tc>
+          <w:tcPr>
+            <w:tcW w:type="dxa" w:w="6360"/>
+            <w:tcBorders>
+              <w:top w:val="single" w:color="000000" w:sz="6"/>
+              <w:left w:val="single" w:color="000000" w:sz="6"/>
+              <w:bottom w:val="single" w:color="000000" w:sz="6"/>
+              <w:right w:val="single" w:color="000000" w:sz="6"/>
+            </w:tcBorders>
+            <w:tcMar>
+              <w:top w:type="dxa" w:w="40"/>
+              <w:left w:type="dxa" w:w="80"/>
+              <w:bottom w:type="dxa" w:w="40"/>
+              <w:right w:type="dxa" w:w="80"/>
+            </w:tcMar>
+            <w:vAlign w:val="center"/>
+          </w:tcPr>
+          <w:p>
+            <w:pPr>
+              <w:spacing w:after="0"/>
+            </w:pPr>
+            <w:r>
+              <w:rPr>
+                <w:rFonts w:ascii="Arial" w:cs="Arial" w:eastAsia="Arial" w:hAnsi="Arial"/>
+                <w:b w:val="false"/>
+                <w:bCs w:val="false"/>
+                <w:i w:val="false"/>
+                <w:iCs w:val="false"/>
+                <w:sz w:val="24"/>
+                <w:szCs w:val="24"/>
+              </w:rPr>
+              <w:t xml:space="preserve">carton, .............. (MDF) — jamais de PVC (fumées toxiques).</w:t>
+            </w:r>
+          </w:p>
+        </w:tc>
+      </w:tr>
+      <w:tr>
+        <w:tc>
+          <w:tcPr>
+            <w:tcW w:type="dxa" w:w="3000"/>
+            <w:tcBorders>
+              <w:top w:val="single" w:color="000000" w:sz="6"/>
+              <w:left w:val="single" w:color="000000" w:sz="6"/>
+              <w:bottom w:val="single" w:color="000000" w:sz="6"/>
+              <w:right w:val="single" w:color="000000" w:sz="6"/>
+            </w:tcBorders>
+            <w:tcMar>
+              <w:top w:type="dxa" w:w="40"/>
+              <w:left w:type="dxa" w:w="80"/>
+              <w:bottom w:type="dxa" w:w="40"/>
+              <w:right w:type="dxa" w:w="80"/>
+            </w:tcMar>
+            <w:vAlign w:val="center"/>
+          </w:tcPr>
+          <w:p>
+            <w:pPr>
+              <w:spacing w:after="0"/>
+            </w:pPr>
+            <w:r>
+              <w:rPr>
+                <w:rFonts w:ascii="Arial" w:cs="Arial" w:eastAsia="Arial" w:hAnsi="Arial"/>
+                <w:b w:val="false"/>
+                <w:bCs w:val="false"/>
+                <w:i w:val="false"/>
+                <w:iCs w:val="false"/>
+                <w:sz w:val="24"/>
+                <w:szCs w:val="24"/>
+              </w:rPr>
+              <w:t xml:space="preserve">Sécurité n°1</w:t>
+            </w:r>
+          </w:p>
+        </w:tc>
+        <w:tc>
+          <w:tcPr>
+            <w:tcW w:type="dxa" w:w="6360"/>
+            <w:tcBorders>
+              <w:top w:val="single" w:color="000000" w:sz="6"/>
+              <w:left w:val="single" w:color="000000" w:sz="6"/>
+              <w:bottom w:val="single" w:color="000000" w:sz="6"/>
+              <w:right w:val="single" w:color="000000" w:sz="6"/>
+            </w:tcBorders>
+            <w:tcMar>
+              <w:top w:type="dxa" w:w="40"/>
+              <w:left w:type="dxa" w:w="80"/>
+              <w:bottom w:type="dxa" w:w="40"/>
+              <w:right w:type="dxa" w:w="80"/>
+            </w:tcMar>
+            <w:vAlign w:val="center"/>
+          </w:tcPr>
+          <w:p>
+            <w:pPr>
+              <w:spacing w:after="0"/>
+            </w:pPr>
+            <w:r>
+              <w:rPr>
+                <w:rFonts w:ascii="Arial" w:cs="Arial" w:eastAsia="Arial" w:hAnsi="Arial"/>
+                <w:b w:val="false"/>
+                <w:bCs w:val="false"/>
+                <w:i w:val="false"/>
+                <w:iCs w:val="false"/>
+                <w:sz w:val="24"/>
+                <w:szCs w:val="24"/>
+              </w:rPr>
+              <w:t xml:space="preserve">capot .............. pendant la découpe, extraction des fumées en marche.</w:t>
+            </w:r>
+          </w:p>
+        </w:tc>
+      </w:tr>
+      <w:tr>
+        <w:tc>
+          <w:tcPr>
+            <w:tcW w:type="dxa" w:w="3000"/>
+            <w:tcBorders>
+              <w:top w:val="single" w:color="000000" w:sz="6"/>
+              <w:left w:val="single" w:color="000000" w:sz="6"/>
+              <w:bottom w:val="single" w:color="000000" w:sz="6"/>
+              <w:right w:val="single" w:color="000000" w:sz="6"/>
+            </w:tcBorders>
+            <w:tcMar>
+              <w:top w:type="dxa" w:w="40"/>
+              <w:left w:type="dxa" w:w="80"/>
+              <w:bottom w:type="dxa" w:w="40"/>
+              <w:right w:type="dxa" w:w="80"/>
+            </w:tcMar>
+            <w:vAlign w:val="center"/>
+          </w:tcPr>
+          <w:p>
+            <w:pPr>
+              <w:spacing w:after="0"/>
+            </w:pPr>
+            <w:r>
+              <w:rPr>
+                <w:rFonts w:ascii="Arial" w:cs="Arial" w:eastAsia="Arial" w:hAnsi="Arial"/>
+                <w:b w:val="false"/>
+                <w:bCs w:val="false"/>
+                <w:i w:val="false"/>
+                <w:iCs w:val="false"/>
+                <w:sz w:val="24"/>
+                <w:szCs w:val="24"/>
+              </w:rPr>
+              <w:t xml:space="preserve">Vitesse</w:t>
+            </w:r>
+          </w:p>
+        </w:tc>
+        <w:tc>
+          <w:tcPr>
+            <w:tcW w:type="dxa" w:w="6360"/>
+            <w:tcBorders>
+              <w:top w:val="single" w:color="000000" w:sz="6"/>
+              <w:left w:val="single" w:color="000000" w:sz="6"/>
+              <w:bottom w:val="single" w:color="000000" w:sz="6"/>
+              <w:right w:val="single" w:color="000000" w:sz="6"/>
+            </w:tcBorders>
+            <w:tcMar>
+              <w:top w:type="dxa" w:w="40"/>
+              <w:left w:type="dxa" w:w="80"/>
+              <w:bottom w:type="dxa" w:w="40"/>
+              <w:right w:type="dxa" w:w="80"/>
+            </w:tcMar>
+            <w:vAlign w:val="center"/>
+          </w:tcPr>
+          <w:p>
+            <w:pPr>
+              <w:spacing w:after="0"/>
+            </w:pPr>
+            <w:r>
+              <w:rPr>
+                <w:rFonts w:ascii="Arial" w:cs="Arial" w:eastAsia="Arial" w:hAnsi="Arial"/>
+                <w:b w:val="false"/>
+                <w:bCs w:val="false"/>
+                <w:i w:val="false"/>
+                <w:iCs w:val="false"/>
+                <w:sz w:val="24"/>
+                <w:szCs w:val="24"/>
+              </w:rPr>
+              <w:t xml:space="preserve">quelques .............. pour un profil — bien plus rapide que l'impression 3D.</w:t>
             </w:r>
           </w:p>
         </w:tc>
@@ -473,19 +1523,18 @@
               <w:bottom w:val="single" w:color="000000" w:sz="6"/>
               <w:right w:val="single" w:color="000000" w:sz="6"/>
             </w:tcBorders>
-            <w:shd w:fill="D9D9D9" w:val="clear"/>
-            <w:tcMar>
-              <w:top w:type="dxa" w:w="40"/>
-              <w:left w:type="dxa" w:w="80"/>
-              <w:bottom w:type="dxa" w:w="40"/>
-              <w:right w:type="dxa" w:w="80"/>
-            </w:tcMar>
-            <w:vAlign w:val="center"/>
-          </w:tcPr>
-          <w:p>
-            <w:pPr>
-              <w:spacing w:after="0"/>
-              <w:jc w:val="center"/>
+            <w:shd w:fill="F2F2F2" w:val="clear"/>
+            <w:tcMar>
+              <w:top w:type="dxa" w:w="40"/>
+              <w:left w:type="dxa" w:w="80"/>
+              <w:bottom w:type="dxa" w:w="40"/>
+              <w:right w:type="dxa" w:w="80"/>
+            </w:tcMar>
+            <w:vAlign w:val="center"/>
+          </w:tcPr>
+          <w:p>
+            <w:pPr>
+              <w:spacing w:after="0"/>
             </w:pPr>
             <w:r>
               <w:rPr>
@@ -494,10 +1543,10 @@
                 <w:bCs/>
                 <w:i w:val="false"/>
                 <w:iCs w:val="false"/>
-                <w:sz w:val="24"/>
-                <w:szCs w:val="24"/>
-              </w:rPr>
-              <w:t xml:space="preserve">ATELIER : IMPRESSION 3D ET DÉCOUPE LASER DU MODÈLE</w:t>
+                <w:sz w:val="26"/>
+                <w:szCs w:val="26"/>
+              </w:rPr>
+              <w:t xml:space="preserve">PARTIE 3 — L'ingénieur choisit son procédé</w:t>
             </w:r>
           </w:p>
         </w:tc>
@@ -505,1056 +1554,7 @@
     </w:tbl>
     <w:p>
       <w:pPr>
-        <w:spacing w:after="80"/>
-      </w:pPr>
-    </w:p>
-    <w:tbl>
-      <w:tblPr>
-        <w:tblW w:type="dxa" w:w="9360"/>
-        <w:tblBorders>
-          <w:top w:val="single" w:color="auto" w:sz="4"/>
-          <w:left w:val="single" w:color="auto" w:sz="4"/>
-          <w:bottom w:val="single" w:color="auto" w:sz="4"/>
-          <w:right w:val="single" w:color="auto" w:sz="4"/>
-          <w:insideH w:val="single" w:color="auto" w:sz="4"/>
-          <w:insideV w:val="single" w:color="auto" w:sz="4"/>
-        </w:tblBorders>
-      </w:tblPr>
-      <w:tblGrid>
-        <w:gridCol w:w="9360"/>
-      </w:tblGrid>
-      <w:tr>
-        <w:tc>
-          <w:tcPr>
-            <w:tcW w:type="dxa" w:w="9360"/>
-            <w:tcBorders>
-              <w:top w:val="single" w:color="000000" w:sz="6"/>
-              <w:left w:val="single" w:color="000000" w:sz="6"/>
-              <w:bottom w:val="single" w:color="000000" w:sz="6"/>
-              <w:right w:val="single" w:color="000000" w:sz="6"/>
-            </w:tcBorders>
-            <w:tcMar>
-              <w:top w:type="dxa" w:w="100"/>
-              <w:left w:type="dxa" w:w="120"/>
-              <w:bottom w:type="dxa" w:w="100"/>
-              <w:right w:type="dxa" w:w="120"/>
-            </w:tcMar>
-            <w:vAlign w:val="center"/>
-          </w:tcPr>
-          <w:p>
-            <w:pPr>
-              <w:spacing w:after="60"/>
-            </w:pPr>
-            <w:r>
-              <w:rPr>
-                <w:rFonts w:ascii="Arial" w:cs="Arial" w:eastAsia="Arial" w:hAnsi="Arial"/>
-                <w:b w:val="false"/>
-                <w:bCs w:val="false"/>
-                <w:i w:val="false"/>
-                <w:iCs w:val="false"/>
-                <w:sz w:val="16"/>
-                <w:szCs w:val="16"/>
-              </w:rPr>
-              <w:t xml:space="preserve">Le prototype gagnant passe en fabrication réelle : impression 3D du modèle SketchUp, découpe laser du profil. Tu observes la chaîne numérique complète — du fichier à l'objet.</w:t>
-            </w:r>
-          </w:p>
-          <w:p>
-            <w:pPr>
-              <w:spacing w:after="0"/>
-            </w:pPr>
-            <w:r>
-              <w:rPr>
-                <w:rFonts w:ascii="Arial" w:cs="Arial" w:eastAsia="Arial" w:hAnsi="Arial"/>
-                <w:b/>
-                <w:bCs/>
-                <w:i/>
-                <w:iCs/>
-                <w:sz w:val="16"/>
-                <w:szCs w:val="16"/>
-              </w:rPr>
-              <w:t xml:space="preserve">❓ Comment passe-t-on d'un modèle 3D à un objet réel, et quel procédé choisir ?</w:t>
-            </w:r>
-          </w:p>
-        </w:tc>
-      </w:tr>
-    </w:tbl>
-    <w:p>
-      <w:pPr>
-        <w:spacing w:after="80"/>
-      </w:pPr>
-    </w:p>
-    <w:tbl>
-      <w:tblPr>
-        <w:tblW w:type="dxa" w:w="9360"/>
-        <w:tblBorders>
-          <w:top w:val="single" w:color="auto" w:sz="4"/>
-          <w:left w:val="single" w:color="auto" w:sz="4"/>
-          <w:bottom w:val="single" w:color="auto" w:sz="4"/>
-          <w:right w:val="single" w:color="auto" w:sz="4"/>
-          <w:insideH w:val="single" w:color="auto" w:sz="4"/>
-          <w:insideV w:val="single" w:color="auto" w:sz="4"/>
-        </w:tblBorders>
-      </w:tblPr>
-      <w:tblGrid>
-        <w:gridCol w:w="9360"/>
-      </w:tblGrid>
-      <w:tr>
-        <w:tc>
-          <w:tcPr>
-            <w:tcW w:type="dxa" w:w="9360"/>
-            <w:tcBorders>
-              <w:top w:val="single" w:color="000000" w:sz="6"/>
-              <w:left w:val="single" w:color="000000" w:sz="6"/>
-              <w:bottom w:val="single" w:color="000000" w:sz="6"/>
-              <w:right w:val="single" w:color="000000" w:sz="6"/>
-            </w:tcBorders>
-            <w:shd w:fill="F2F2F2" w:val="clear"/>
-            <w:tcMar>
-              <w:top w:type="dxa" w:w="40"/>
-              <w:left w:type="dxa" w:w="80"/>
-              <w:bottom w:type="dxa" w:w="40"/>
-              <w:right w:type="dxa" w:w="80"/>
-            </w:tcMar>
-            <w:vAlign w:val="center"/>
-          </w:tcPr>
-          <w:p>
-            <w:pPr>
-              <w:spacing w:after="0"/>
-            </w:pPr>
-            <w:r>
-              <w:rPr>
-                <w:rFonts w:ascii="Arial" w:cs="Arial" w:eastAsia="Arial" w:hAnsi="Arial"/>
-                <w:b/>
-                <w:bCs/>
-                <w:i w:val="false"/>
-                <w:iCs w:val="false"/>
-                <w:sz w:val="18"/>
-                <w:szCs w:val="18"/>
-              </w:rPr>
-              <w:t xml:space="preserve">PARTIE 1 — La chaîne numérique (CFAO)  (démo imprimante 3D)</w:t>
-            </w:r>
-          </w:p>
-        </w:tc>
-      </w:tr>
-    </w:tbl>
-    <w:p>
-      <w:pPr>
-        <w:spacing w:after="40"/>
-      </w:pPr>
-    </w:p>
-    <w:p>
-      <w:pPr>
-        <w:spacing w:after="60"/>
-      </w:pPr>
-      <w:r>
-        <w:rPr>
-          <w:rFonts w:ascii="Arial" w:cs="Arial" w:eastAsia="Arial" w:hAnsi="Arial"/>
-          <w:b w:val="false"/>
-          <w:bCs w:val="false"/>
-          <w:i/>
-          <w:iCs/>
-          <w:sz w:val="16"/>
-          <w:szCs w:val="16"/>
-        </w:rPr>
-        <w:t xml:space="preserve">➤ Remets les 4 étapes dans l'ordre observé pendant la démo.</w:t>
-      </w:r>
-    </w:p>
-    <w:tbl>
-      <w:tblPr>
-        <w:tblW w:type="dxa" w:w="9360"/>
-        <w:tblBorders>
-          <w:top w:val="single" w:color="auto" w:sz="4"/>
-          <w:left w:val="single" w:color="auto" w:sz="4"/>
-          <w:bottom w:val="single" w:color="auto" w:sz="4"/>
-          <w:right w:val="single" w:color="auto" w:sz="4"/>
-          <w:insideH w:val="single" w:color="auto" w:sz="4"/>
-          <w:insideV w:val="single" w:color="auto" w:sz="4"/>
-        </w:tblBorders>
-      </w:tblPr>
-      <w:tblGrid>
-        <w:gridCol w:w="900"/>
-        <w:gridCol w:w="8460"/>
-      </w:tblGrid>
-      <w:tr>
-        <w:tc>
-          <w:tcPr>
-            <w:tcW w:type="dxa" w:w="900"/>
-            <w:tcBorders>
-              <w:top w:val="single" w:color="000000" w:sz="6"/>
-              <w:left w:val="single" w:color="000000" w:sz="6"/>
-              <w:bottom w:val="single" w:color="000000" w:sz="6"/>
-              <w:right w:val="single" w:color="000000" w:sz="6"/>
-            </w:tcBorders>
-            <w:shd w:fill="D9D9D9" w:val="clear"/>
-            <w:tcMar>
-              <w:top w:type="dxa" w:w="40"/>
-              <w:left w:type="dxa" w:w="80"/>
-              <w:bottom w:type="dxa" w:w="40"/>
-              <w:right w:type="dxa" w:w="80"/>
-            </w:tcMar>
-            <w:vAlign w:val="center"/>
-          </w:tcPr>
-          <w:p>
-            <w:pPr>
-              <w:spacing w:after="0"/>
-            </w:pPr>
-            <w:r>
-              <w:rPr>
-                <w:rFonts w:ascii="Arial" w:cs="Arial" w:eastAsia="Arial" w:hAnsi="Arial"/>
-                <w:b/>
-                <w:bCs/>
-                <w:i w:val="false"/>
-                <w:iCs w:val="false"/>
-                <w:sz w:val="16"/>
-                <w:szCs w:val="16"/>
-              </w:rPr>
-              <w:t xml:space="preserve">N°</w:t>
-            </w:r>
-          </w:p>
-        </w:tc>
-        <w:tc>
-          <w:tcPr>
-            <w:tcW w:type="dxa" w:w="8460"/>
-            <w:tcBorders>
-              <w:top w:val="single" w:color="000000" w:sz="6"/>
-              <w:left w:val="single" w:color="000000" w:sz="6"/>
-              <w:bottom w:val="single" w:color="000000" w:sz="6"/>
-              <w:right w:val="single" w:color="000000" w:sz="6"/>
-            </w:tcBorders>
-            <w:shd w:fill="D9D9D9" w:val="clear"/>
-            <w:tcMar>
-              <w:top w:type="dxa" w:w="40"/>
-              <w:left w:type="dxa" w:w="80"/>
-              <w:bottom w:type="dxa" w:w="40"/>
-              <w:right w:type="dxa" w:w="80"/>
-            </w:tcMar>
-            <w:vAlign w:val="center"/>
-          </w:tcPr>
-          <w:p>
-            <w:pPr>
-              <w:spacing w:after="0"/>
-            </w:pPr>
-            <w:r>
-              <w:rPr>
-                <w:rFonts w:ascii="Arial" w:cs="Arial" w:eastAsia="Arial" w:hAnsi="Arial"/>
-                <w:b/>
-                <w:bCs/>
-                <w:i w:val="false"/>
-                <w:iCs w:val="false"/>
-                <w:sz w:val="16"/>
-                <w:szCs w:val="16"/>
-              </w:rPr>
-              <w:t xml:space="preserve">Étape</w:t>
-            </w:r>
-          </w:p>
-        </w:tc>
-      </w:tr>
-      <w:tr>
-        <w:tc>
-          <w:tcPr>
-            <w:tcW w:type="dxa" w:w="900"/>
-            <w:tcBorders>
-              <w:top w:val="single" w:color="000000" w:sz="6"/>
-              <w:left w:val="single" w:color="000000" w:sz="6"/>
-              <w:bottom w:val="single" w:color="000000" w:sz="6"/>
-              <w:right w:val="single" w:color="000000" w:sz="6"/>
-            </w:tcBorders>
-            <w:tcMar>
-              <w:top w:type="dxa" w:w="40"/>
-              <w:left w:type="dxa" w:w="80"/>
-              <w:bottom w:type="dxa" w:w="40"/>
-              <w:right w:type="dxa" w:w="80"/>
-            </w:tcMar>
-            <w:vAlign w:val="center"/>
-          </w:tcPr>
-          <w:p>
-            <w:pPr>
-              <w:spacing w:after="0"/>
-            </w:pPr>
-            <w:r>
-              <w:rPr>
-                <w:rFonts w:ascii="Arial" w:cs="Arial" w:eastAsia="Arial" w:hAnsi="Arial"/>
-                <w:b w:val="false"/>
-                <w:bCs w:val="false"/>
-                <w:i w:val="false"/>
-                <w:iCs w:val="false"/>
-                <w:sz w:val="16"/>
-                <w:szCs w:val="16"/>
-              </w:rPr>
-              <w:t xml:space="preserve">......</w:t>
-            </w:r>
-          </w:p>
-        </w:tc>
-        <w:tc>
-          <w:tcPr>
-            <w:tcW w:type="dxa" w:w="8460"/>
-            <w:tcBorders>
-              <w:top w:val="single" w:color="000000" w:sz="6"/>
-              <w:left w:val="single" w:color="000000" w:sz="6"/>
-              <w:bottom w:val="single" w:color="000000" w:sz="6"/>
-              <w:right w:val="single" w:color="000000" w:sz="6"/>
-            </w:tcBorders>
-            <w:tcMar>
-              <w:top w:type="dxa" w:w="40"/>
-              <w:left w:type="dxa" w:w="80"/>
-              <w:bottom w:type="dxa" w:w="40"/>
-              <w:right w:type="dxa" w:w="80"/>
-            </w:tcMar>
-            <w:vAlign w:val="center"/>
-          </w:tcPr>
-          <w:p>
-            <w:pPr>
-              <w:spacing w:after="0"/>
-            </w:pPr>
-            <w:r>
-              <w:rPr>
-                <w:rFonts w:ascii="Arial" w:cs="Arial" w:eastAsia="Arial" w:hAnsi="Arial"/>
-                <w:b w:val="false"/>
-                <w:bCs w:val="false"/>
-                <w:i w:val="false"/>
-                <w:iCs w:val="false"/>
-                <w:sz w:val="16"/>
-                <w:szCs w:val="16"/>
-              </w:rPr>
-              <w:t xml:space="preserve">Le logiciel de tranchage découpe le modèle en couches et calcule le trajet de la buse (g-code).</w:t>
-            </w:r>
-          </w:p>
-        </w:tc>
-      </w:tr>
-      <w:tr>
-        <w:tc>
-          <w:tcPr>
-            <w:tcW w:type="dxa" w:w="900"/>
-            <w:tcBorders>
-              <w:top w:val="single" w:color="000000" w:sz="6"/>
-              <w:left w:val="single" w:color="000000" w:sz="6"/>
-              <w:bottom w:val="single" w:color="000000" w:sz="6"/>
-              <w:right w:val="single" w:color="000000" w:sz="6"/>
-            </w:tcBorders>
-            <w:tcMar>
-              <w:top w:type="dxa" w:w="40"/>
-              <w:left w:type="dxa" w:w="80"/>
-              <w:bottom w:type="dxa" w:w="40"/>
-              <w:right w:type="dxa" w:w="80"/>
-            </w:tcMar>
-            <w:vAlign w:val="center"/>
-          </w:tcPr>
-          <w:p>
-            <w:pPr>
-              <w:spacing w:after="0"/>
-            </w:pPr>
-            <w:r>
-              <w:rPr>
-                <w:rFonts w:ascii="Arial" w:cs="Arial" w:eastAsia="Arial" w:hAnsi="Arial"/>
-                <w:b w:val="false"/>
-                <w:bCs w:val="false"/>
-                <w:i w:val="false"/>
-                <w:iCs w:val="false"/>
-                <w:sz w:val="16"/>
-                <w:szCs w:val="16"/>
-              </w:rPr>
-              <w:t xml:space="preserve">......</w:t>
-            </w:r>
-          </w:p>
-        </w:tc>
-        <w:tc>
-          <w:tcPr>
-            <w:tcW w:type="dxa" w:w="8460"/>
-            <w:tcBorders>
-              <w:top w:val="single" w:color="000000" w:sz="6"/>
-              <w:left w:val="single" w:color="000000" w:sz="6"/>
-              <w:bottom w:val="single" w:color="000000" w:sz="6"/>
-              <w:right w:val="single" w:color="000000" w:sz="6"/>
-            </w:tcBorders>
-            <w:tcMar>
-              <w:top w:type="dxa" w:w="40"/>
-              <w:left w:type="dxa" w:w="80"/>
-              <w:bottom w:type="dxa" w:w="40"/>
-              <w:right w:type="dxa" w:w="80"/>
-            </w:tcMar>
-            <w:vAlign w:val="center"/>
-          </w:tcPr>
-          <w:p>
-            <w:pPr>
-              <w:spacing w:after="0"/>
-            </w:pPr>
-            <w:r>
-              <w:rPr>
-                <w:rFonts w:ascii="Arial" w:cs="Arial" w:eastAsia="Arial" w:hAnsi="Arial"/>
-                <w:b w:val="false"/>
-                <w:bCs w:val="false"/>
-                <w:i w:val="false"/>
-                <w:iCs w:val="false"/>
-                <w:sz w:val="16"/>
-                <w:szCs w:val="16"/>
-              </w:rPr>
-              <w:t xml:space="preserve">Le modèle est dessiné dans SketchUp (.skp).</w:t>
-            </w:r>
-          </w:p>
-        </w:tc>
-      </w:tr>
-      <w:tr>
-        <w:tc>
-          <w:tcPr>
-            <w:tcW w:type="dxa" w:w="900"/>
-            <w:tcBorders>
-              <w:top w:val="single" w:color="000000" w:sz="6"/>
-              <w:left w:val="single" w:color="000000" w:sz="6"/>
-              <w:bottom w:val="single" w:color="000000" w:sz="6"/>
-              <w:right w:val="single" w:color="000000" w:sz="6"/>
-            </w:tcBorders>
-            <w:tcMar>
-              <w:top w:type="dxa" w:w="40"/>
-              <w:left w:type="dxa" w:w="80"/>
-              <w:bottom w:type="dxa" w:w="40"/>
-              <w:right w:type="dxa" w:w="80"/>
-            </w:tcMar>
-            <w:vAlign w:val="center"/>
-          </w:tcPr>
-          <w:p>
-            <w:pPr>
-              <w:spacing w:after="0"/>
-            </w:pPr>
-            <w:r>
-              <w:rPr>
-                <w:rFonts w:ascii="Arial" w:cs="Arial" w:eastAsia="Arial" w:hAnsi="Arial"/>
-                <w:b w:val="false"/>
-                <w:bCs w:val="false"/>
-                <w:i w:val="false"/>
-                <w:iCs w:val="false"/>
-                <w:sz w:val="16"/>
-                <w:szCs w:val="16"/>
-              </w:rPr>
-              <w:t xml:space="preserve">......</w:t>
-            </w:r>
-          </w:p>
-        </w:tc>
-        <w:tc>
-          <w:tcPr>
-            <w:tcW w:type="dxa" w:w="8460"/>
-            <w:tcBorders>
-              <w:top w:val="single" w:color="000000" w:sz="6"/>
-              <w:left w:val="single" w:color="000000" w:sz="6"/>
-              <w:bottom w:val="single" w:color="000000" w:sz="6"/>
-              <w:right w:val="single" w:color="000000" w:sz="6"/>
-            </w:tcBorders>
-            <w:tcMar>
-              <w:top w:type="dxa" w:w="40"/>
-              <w:left w:type="dxa" w:w="80"/>
-              <w:bottom w:type="dxa" w:w="40"/>
-              <w:right w:type="dxa" w:w="80"/>
-            </w:tcMar>
-            <w:vAlign w:val="center"/>
-          </w:tcPr>
-          <w:p>
-            <w:pPr>
-              <w:spacing w:after="0"/>
-            </w:pPr>
-            <w:r>
-              <w:rPr>
-                <w:rFonts w:ascii="Arial" w:cs="Arial" w:eastAsia="Arial" w:hAnsi="Arial"/>
-                <w:b w:val="false"/>
-                <w:bCs w:val="false"/>
-                <w:i w:val="false"/>
-                <w:iCs w:val="false"/>
-                <w:sz w:val="16"/>
-                <w:szCs w:val="16"/>
-              </w:rPr>
-              <w:t xml:space="preserve">L'imprimante dépose le fil de PLA fondu, couche après couche.</w:t>
-            </w:r>
-          </w:p>
-        </w:tc>
-      </w:tr>
-      <w:tr>
-        <w:tc>
-          <w:tcPr>
-            <w:tcW w:type="dxa" w:w="900"/>
-            <w:tcBorders>
-              <w:top w:val="single" w:color="000000" w:sz="6"/>
-              <w:left w:val="single" w:color="000000" w:sz="6"/>
-              <w:bottom w:val="single" w:color="000000" w:sz="6"/>
-              <w:right w:val="single" w:color="000000" w:sz="6"/>
-            </w:tcBorders>
-            <w:tcMar>
-              <w:top w:type="dxa" w:w="40"/>
-              <w:left w:type="dxa" w:w="80"/>
-              <w:bottom w:type="dxa" w:w="40"/>
-              <w:right w:type="dxa" w:w="80"/>
-            </w:tcMar>
-            <w:vAlign w:val="center"/>
-          </w:tcPr>
-          <w:p>
-            <w:pPr>
-              <w:spacing w:after="0"/>
-            </w:pPr>
-            <w:r>
-              <w:rPr>
-                <w:rFonts w:ascii="Arial" w:cs="Arial" w:eastAsia="Arial" w:hAnsi="Arial"/>
-                <w:b w:val="false"/>
-                <w:bCs w:val="false"/>
-                <w:i w:val="false"/>
-                <w:iCs w:val="false"/>
-                <w:sz w:val="16"/>
-                <w:szCs w:val="16"/>
-              </w:rPr>
-              <w:t xml:space="preserve">......</w:t>
-            </w:r>
-          </w:p>
-        </w:tc>
-        <w:tc>
-          <w:tcPr>
-            <w:tcW w:type="dxa" w:w="8460"/>
-            <w:tcBorders>
-              <w:top w:val="single" w:color="000000" w:sz="6"/>
-              <w:left w:val="single" w:color="000000" w:sz="6"/>
-              <w:bottom w:val="single" w:color="000000" w:sz="6"/>
-              <w:right w:val="single" w:color="000000" w:sz="6"/>
-            </w:tcBorders>
-            <w:tcMar>
-              <w:top w:type="dxa" w:w="40"/>
-              <w:left w:type="dxa" w:w="80"/>
-              <w:bottom w:type="dxa" w:w="40"/>
-              <w:right w:type="dxa" w:w="80"/>
-            </w:tcMar>
-            <w:vAlign w:val="center"/>
-          </w:tcPr>
-          <w:p>
-            <w:pPr>
-              <w:spacing w:after="0"/>
-            </w:pPr>
-            <w:r>
-              <w:rPr>
-                <w:rFonts w:ascii="Arial" w:cs="Arial" w:eastAsia="Arial" w:hAnsi="Arial"/>
-                <w:b w:val="false"/>
-                <w:bCs w:val="false"/>
-                <w:i w:val="false"/>
-                <w:iCs w:val="false"/>
-                <w:sz w:val="16"/>
-                <w:szCs w:val="16"/>
-              </w:rPr>
-              <w:t xml:space="preserve">Le modèle est exporté dans un format d'échange 3D (.stl).</w:t>
-            </w:r>
-          </w:p>
-        </w:tc>
-      </w:tr>
-    </w:tbl>
-    <w:p>
-      <w:pPr>
-        <w:spacing w:after="40" w:before="50"/>
-      </w:pPr>
-      <w:r>
-        <w:rPr>
-          <w:rFonts w:ascii="Arial" w:cs="Arial" w:eastAsia="Arial" w:hAnsi="Arial"/>
-          <w:b w:val="false"/>
-          <w:bCs w:val="false"/>
-          <w:i w:val="false"/>
-          <w:iCs w:val="false"/>
-          <w:sz w:val="16"/>
-          <w:szCs w:val="16"/>
-        </w:rPr>
-        <w:t xml:space="preserve">1a. Ce procédé est dit ADDITIF car ..........................................................................................................</w:t>
-      </w:r>
-    </w:p>
-    <w:tbl>
-      <w:tblPr>
-        <w:tblW w:type="dxa" w:w="9360"/>
-        <w:tblBorders>
-          <w:top w:val="single" w:color="auto" w:sz="4"/>
-          <w:left w:val="single" w:color="auto" w:sz="4"/>
-          <w:bottom w:val="single" w:color="auto" w:sz="4"/>
-          <w:right w:val="single" w:color="auto" w:sz="4"/>
-          <w:insideH w:val="single" w:color="auto" w:sz="4"/>
-          <w:insideV w:val="single" w:color="auto" w:sz="4"/>
-        </w:tblBorders>
-      </w:tblPr>
-      <w:tblGrid>
-        <w:gridCol w:w="9360"/>
-      </w:tblGrid>
-      <w:tr>
-        <w:tc>
-          <w:tcPr>
-            <w:tcW w:type="dxa" w:w="9360"/>
-            <w:tcBorders>
-              <w:top w:val="single" w:color="000000" w:sz="6"/>
-              <w:left w:val="single" w:color="000000" w:sz="6"/>
-              <w:bottom w:val="single" w:color="000000" w:sz="6"/>
-              <w:right w:val="single" w:color="000000" w:sz="6"/>
-            </w:tcBorders>
-            <w:shd w:fill="F2F2F2" w:val="clear"/>
-            <w:tcMar>
-              <w:top w:type="dxa" w:w="40"/>
-              <w:left w:type="dxa" w:w="80"/>
-              <w:bottom w:type="dxa" w:w="40"/>
-              <w:right w:type="dxa" w:w="80"/>
-            </w:tcMar>
-            <w:vAlign w:val="center"/>
-          </w:tcPr>
-          <w:p>
-            <w:pPr>
-              <w:spacing w:after="0"/>
-            </w:pPr>
-            <w:r>
-              <w:rPr>
-                <w:rFonts w:ascii="Arial" w:cs="Arial" w:eastAsia="Arial" w:hAnsi="Arial"/>
-                <w:b/>
-                <w:bCs/>
-                <w:i w:val="false"/>
-                <w:iCs w:val="false"/>
-                <w:sz w:val="18"/>
-                <w:szCs w:val="18"/>
-              </w:rPr>
-              <w:t xml:space="preserve">PARTIE 2 — Démo découpe laser + sécurité</w:t>
-            </w:r>
-          </w:p>
-        </w:tc>
-      </w:tr>
-    </w:tbl>
-    <w:p>
-      <w:pPr>
-        <w:spacing w:after="40"/>
-      </w:pPr>
-    </w:p>
-    <w:tbl>
-      <w:tblPr>
-        <w:tblW w:type="dxa" w:w="9360"/>
-        <w:tblBorders>
-          <w:top w:val="single" w:color="auto" w:sz="4"/>
-          <w:left w:val="single" w:color="auto" w:sz="4"/>
-          <w:bottom w:val="single" w:color="auto" w:sz="4"/>
-          <w:right w:val="single" w:color="auto" w:sz="4"/>
-          <w:insideH w:val="single" w:color="auto" w:sz="4"/>
-          <w:insideV w:val="single" w:color="auto" w:sz="4"/>
-        </w:tblBorders>
-      </w:tblPr>
-      <w:tblGrid>
-        <w:gridCol w:w="3000"/>
-        <w:gridCol w:w="6360"/>
-      </w:tblGrid>
-      <w:tr>
-        <w:tc>
-          <w:tcPr>
-            <w:tcW w:type="dxa" w:w="3000"/>
-            <w:tcBorders>
-              <w:top w:val="single" w:color="000000" w:sz="6"/>
-              <w:left w:val="single" w:color="000000" w:sz="6"/>
-              <w:bottom w:val="single" w:color="000000" w:sz="6"/>
-              <w:right w:val="single" w:color="000000" w:sz="6"/>
-            </w:tcBorders>
-            <w:shd w:fill="D9D9D9" w:val="clear"/>
-            <w:tcMar>
-              <w:top w:type="dxa" w:w="40"/>
-              <w:left w:type="dxa" w:w="80"/>
-              <w:bottom w:type="dxa" w:w="40"/>
-              <w:right w:type="dxa" w:w="80"/>
-            </w:tcMar>
-            <w:vAlign w:val="center"/>
-          </w:tcPr>
-          <w:p>
-            <w:pPr>
-              <w:spacing w:after="0"/>
-            </w:pPr>
-            <w:r>
-              <w:rPr>
-                <w:rFonts w:ascii="Arial" w:cs="Arial" w:eastAsia="Arial" w:hAnsi="Arial"/>
-                <w:b/>
-                <w:bCs/>
-                <w:i w:val="false"/>
-                <w:iCs w:val="false"/>
-                <w:sz w:val="16"/>
-                <w:szCs w:val="16"/>
-              </w:rPr>
-              <w:t xml:space="preserve">Observation</w:t>
-            </w:r>
-          </w:p>
-        </w:tc>
-        <w:tc>
-          <w:tcPr>
-            <w:tcW w:type="dxa" w:w="6360"/>
-            <w:tcBorders>
-              <w:top w:val="single" w:color="000000" w:sz="6"/>
-              <w:left w:val="single" w:color="000000" w:sz="6"/>
-              <w:bottom w:val="single" w:color="000000" w:sz="6"/>
-              <w:right w:val="single" w:color="000000" w:sz="6"/>
-            </w:tcBorders>
-            <w:shd w:fill="D9D9D9" w:val="clear"/>
-            <w:tcMar>
-              <w:top w:type="dxa" w:w="40"/>
-              <w:left w:type="dxa" w:w="80"/>
-              <w:bottom w:type="dxa" w:w="40"/>
-              <w:right w:type="dxa" w:w="80"/>
-            </w:tcMar>
-            <w:vAlign w:val="center"/>
-          </w:tcPr>
-          <w:p>
-            <w:pPr>
-              <w:spacing w:after="0"/>
-            </w:pPr>
-            <w:r>
-              <w:rPr>
-                <w:rFonts w:ascii="Arial" w:cs="Arial" w:eastAsia="Arial" w:hAnsi="Arial"/>
-                <w:b/>
-                <w:bCs/>
-                <w:i w:val="false"/>
-                <w:iCs w:val="false"/>
-                <w:sz w:val="16"/>
-                <w:szCs w:val="16"/>
-              </w:rPr>
-              <w:t xml:space="preserve">À compléter</w:t>
-            </w:r>
-          </w:p>
-        </w:tc>
-      </w:tr>
-      <w:tr>
-        <w:tc>
-          <w:tcPr>
-            <w:tcW w:type="dxa" w:w="3000"/>
-            <w:tcBorders>
-              <w:top w:val="single" w:color="000000" w:sz="6"/>
-              <w:left w:val="single" w:color="000000" w:sz="6"/>
-              <w:bottom w:val="single" w:color="000000" w:sz="6"/>
-              <w:right w:val="single" w:color="000000" w:sz="6"/>
-            </w:tcBorders>
-            <w:tcMar>
-              <w:top w:type="dxa" w:w="40"/>
-              <w:left w:type="dxa" w:w="80"/>
-              <w:bottom w:type="dxa" w:w="40"/>
-              <w:right w:type="dxa" w:w="80"/>
-            </w:tcMar>
-            <w:vAlign w:val="center"/>
-          </w:tcPr>
-          <w:p>
-            <w:pPr>
-              <w:spacing w:after="0"/>
-            </w:pPr>
-            <w:r>
-              <w:rPr>
-                <w:rFonts w:ascii="Arial" w:cs="Arial" w:eastAsia="Arial" w:hAnsi="Arial"/>
-                <w:b w:val="false"/>
-                <w:bCs w:val="false"/>
-                <w:i w:val="false"/>
-                <w:iCs w:val="false"/>
-                <w:sz w:val="16"/>
-                <w:szCs w:val="16"/>
-              </w:rPr>
-              <w:t xml:space="preserve">Le laser</w:t>
-            </w:r>
-          </w:p>
-        </w:tc>
-        <w:tc>
-          <w:tcPr>
-            <w:tcW w:type="dxa" w:w="6360"/>
-            <w:tcBorders>
-              <w:top w:val="single" w:color="000000" w:sz="6"/>
-              <w:left w:val="single" w:color="000000" w:sz="6"/>
-              <w:bottom w:val="single" w:color="000000" w:sz="6"/>
-              <w:right w:val="single" w:color="000000" w:sz="6"/>
-            </w:tcBorders>
-            <w:tcMar>
-              <w:top w:type="dxa" w:w="40"/>
-              <w:left w:type="dxa" w:w="80"/>
-              <w:bottom w:type="dxa" w:w="40"/>
-              <w:right w:type="dxa" w:w="80"/>
-            </w:tcMar>
-            <w:vAlign w:val="center"/>
-          </w:tcPr>
-          <w:p>
-            <w:pPr>
-              <w:spacing w:after="0"/>
-            </w:pPr>
-            <w:r>
-              <w:rPr>
-                <w:rFonts w:ascii="Arial" w:cs="Arial" w:eastAsia="Arial" w:hAnsi="Arial"/>
-                <w:b w:val="false"/>
-                <w:bCs w:val="false"/>
-                <w:i w:val="false"/>
-                <w:iCs w:val="false"/>
-                <w:sz w:val="16"/>
-                <w:szCs w:val="16"/>
-              </w:rPr>
-              <w:t xml:space="preserve">............................ la matière en suivant un dessin 2D : procédé SOUSTRACTIF.</w:t>
-            </w:r>
-          </w:p>
-        </w:tc>
-      </w:tr>
-      <w:tr>
-        <w:tc>
-          <w:tcPr>
-            <w:tcW w:type="dxa" w:w="3000"/>
-            <w:tcBorders>
-              <w:top w:val="single" w:color="000000" w:sz="6"/>
-              <w:left w:val="single" w:color="000000" w:sz="6"/>
-              <w:bottom w:val="single" w:color="000000" w:sz="6"/>
-              <w:right w:val="single" w:color="000000" w:sz="6"/>
-            </w:tcBorders>
-            <w:tcMar>
-              <w:top w:type="dxa" w:w="40"/>
-              <w:left w:type="dxa" w:w="80"/>
-              <w:bottom w:type="dxa" w:w="40"/>
-              <w:right w:type="dxa" w:w="80"/>
-            </w:tcMar>
-            <w:vAlign w:val="center"/>
-          </w:tcPr>
-          <w:p>
-            <w:pPr>
-              <w:spacing w:after="0"/>
-            </w:pPr>
-            <w:r>
-              <w:rPr>
-                <w:rFonts w:ascii="Arial" w:cs="Arial" w:eastAsia="Arial" w:hAnsi="Arial"/>
-                <w:b w:val="false"/>
-                <w:bCs w:val="false"/>
-                <w:i w:val="false"/>
-                <w:iCs w:val="false"/>
-                <w:sz w:val="16"/>
-                <w:szCs w:val="16"/>
-              </w:rPr>
-              <w:t xml:space="preserve">Matériaux découpés ici</w:t>
-            </w:r>
-          </w:p>
-        </w:tc>
-        <w:tc>
-          <w:tcPr>
-            <w:tcW w:type="dxa" w:w="6360"/>
-            <w:tcBorders>
-              <w:top w:val="single" w:color="000000" w:sz="6"/>
-              <w:left w:val="single" w:color="000000" w:sz="6"/>
-              <w:bottom w:val="single" w:color="000000" w:sz="6"/>
-              <w:right w:val="single" w:color="000000" w:sz="6"/>
-            </w:tcBorders>
-            <w:tcMar>
-              <w:top w:type="dxa" w:w="40"/>
-              <w:left w:type="dxa" w:w="80"/>
-              <w:bottom w:type="dxa" w:w="40"/>
-              <w:right w:type="dxa" w:w="80"/>
-            </w:tcMar>
-            <w:vAlign w:val="center"/>
-          </w:tcPr>
-          <w:p>
-            <w:pPr>
-              <w:spacing w:after="0"/>
-            </w:pPr>
-            <w:r>
-              <w:rPr>
-                <w:rFonts w:ascii="Arial" w:cs="Arial" w:eastAsia="Arial" w:hAnsi="Arial"/>
-                <w:b w:val="false"/>
-                <w:bCs w:val="false"/>
-                <w:i w:val="false"/>
-                <w:iCs w:val="false"/>
-                <w:sz w:val="16"/>
-                <w:szCs w:val="16"/>
-              </w:rPr>
-              <w:t xml:space="preserve">carton, ............................ (MDF) — jamais de PVC (fumées toxiques).</w:t>
-            </w:r>
-          </w:p>
-        </w:tc>
-      </w:tr>
-      <w:tr>
-        <w:tc>
-          <w:tcPr>
-            <w:tcW w:type="dxa" w:w="3000"/>
-            <w:tcBorders>
-              <w:top w:val="single" w:color="000000" w:sz="6"/>
-              <w:left w:val="single" w:color="000000" w:sz="6"/>
-              <w:bottom w:val="single" w:color="000000" w:sz="6"/>
-              <w:right w:val="single" w:color="000000" w:sz="6"/>
-            </w:tcBorders>
-            <w:tcMar>
-              <w:top w:type="dxa" w:w="40"/>
-              <w:left w:type="dxa" w:w="80"/>
-              <w:bottom w:type="dxa" w:w="40"/>
-              <w:right w:type="dxa" w:w="80"/>
-            </w:tcMar>
-            <w:vAlign w:val="center"/>
-          </w:tcPr>
-          <w:p>
-            <w:pPr>
-              <w:spacing w:after="0"/>
-            </w:pPr>
-            <w:r>
-              <w:rPr>
-                <w:rFonts w:ascii="Arial" w:cs="Arial" w:eastAsia="Arial" w:hAnsi="Arial"/>
-                <w:b w:val="false"/>
-                <w:bCs w:val="false"/>
-                <w:i w:val="false"/>
-                <w:iCs w:val="false"/>
-                <w:sz w:val="16"/>
-                <w:szCs w:val="16"/>
-              </w:rPr>
-              <w:t xml:space="preserve">Sécurité n°1</w:t>
-            </w:r>
-          </w:p>
-        </w:tc>
-        <w:tc>
-          <w:tcPr>
-            <w:tcW w:type="dxa" w:w="6360"/>
-            <w:tcBorders>
-              <w:top w:val="single" w:color="000000" w:sz="6"/>
-              <w:left w:val="single" w:color="000000" w:sz="6"/>
-              <w:bottom w:val="single" w:color="000000" w:sz="6"/>
-              <w:right w:val="single" w:color="000000" w:sz="6"/>
-            </w:tcBorders>
-            <w:tcMar>
-              <w:top w:type="dxa" w:w="40"/>
-              <w:left w:type="dxa" w:w="80"/>
-              <w:bottom w:type="dxa" w:w="40"/>
-              <w:right w:type="dxa" w:w="80"/>
-            </w:tcMar>
-            <w:vAlign w:val="center"/>
-          </w:tcPr>
-          <w:p>
-            <w:pPr>
-              <w:spacing w:after="0"/>
-            </w:pPr>
-            <w:r>
-              <w:rPr>
-                <w:rFonts w:ascii="Arial" w:cs="Arial" w:eastAsia="Arial" w:hAnsi="Arial"/>
-                <w:b w:val="false"/>
-                <w:bCs w:val="false"/>
-                <w:i w:val="false"/>
-                <w:iCs w:val="false"/>
-                <w:sz w:val="16"/>
-                <w:szCs w:val="16"/>
-              </w:rPr>
-              <w:t xml:space="preserve">capot ............................ pendant la découpe, extraction des fumées en marche.</w:t>
-            </w:r>
-          </w:p>
-        </w:tc>
-      </w:tr>
-      <w:tr>
-        <w:tc>
-          <w:tcPr>
-            <w:tcW w:type="dxa" w:w="3000"/>
-            <w:tcBorders>
-              <w:top w:val="single" w:color="000000" w:sz="6"/>
-              <w:left w:val="single" w:color="000000" w:sz="6"/>
-              <w:bottom w:val="single" w:color="000000" w:sz="6"/>
-              <w:right w:val="single" w:color="000000" w:sz="6"/>
-            </w:tcBorders>
-            <w:tcMar>
-              <w:top w:type="dxa" w:w="40"/>
-              <w:left w:type="dxa" w:w="80"/>
-              <w:bottom w:type="dxa" w:w="40"/>
-              <w:right w:type="dxa" w:w="80"/>
-            </w:tcMar>
-            <w:vAlign w:val="center"/>
-          </w:tcPr>
-          <w:p>
-            <w:pPr>
-              <w:spacing w:after="0"/>
-            </w:pPr>
-            <w:r>
-              <w:rPr>
-                <w:rFonts w:ascii="Arial" w:cs="Arial" w:eastAsia="Arial" w:hAnsi="Arial"/>
-                <w:b w:val="false"/>
-                <w:bCs w:val="false"/>
-                <w:i w:val="false"/>
-                <w:iCs w:val="false"/>
-                <w:sz w:val="16"/>
-                <w:szCs w:val="16"/>
-              </w:rPr>
-              <w:t xml:space="preserve">Vitesse</w:t>
-            </w:r>
-          </w:p>
-        </w:tc>
-        <w:tc>
-          <w:tcPr>
-            <w:tcW w:type="dxa" w:w="6360"/>
-            <w:tcBorders>
-              <w:top w:val="single" w:color="000000" w:sz="6"/>
-              <w:left w:val="single" w:color="000000" w:sz="6"/>
-              <w:bottom w:val="single" w:color="000000" w:sz="6"/>
-              <w:right w:val="single" w:color="000000" w:sz="6"/>
-            </w:tcBorders>
-            <w:tcMar>
-              <w:top w:type="dxa" w:w="40"/>
-              <w:left w:type="dxa" w:w="80"/>
-              <w:bottom w:type="dxa" w:w="40"/>
-              <w:right w:type="dxa" w:w="80"/>
-            </w:tcMar>
-            <w:vAlign w:val="center"/>
-          </w:tcPr>
-          <w:p>
-            <w:pPr>
-              <w:spacing w:after="0"/>
-            </w:pPr>
-            <w:r>
-              <w:rPr>
-                <w:rFonts w:ascii="Arial" w:cs="Arial" w:eastAsia="Arial" w:hAnsi="Arial"/>
-                <w:b w:val="false"/>
-                <w:bCs w:val="false"/>
-                <w:i w:val="false"/>
-                <w:iCs w:val="false"/>
-                <w:sz w:val="16"/>
-                <w:szCs w:val="16"/>
-              </w:rPr>
-              <w:t xml:space="preserve">quelques ............................ pour un profil — bien plus rapide que l'impression 3D.</w:t>
-            </w:r>
-          </w:p>
-        </w:tc>
-      </w:tr>
-    </w:tbl>
-    <w:p>
-      <w:pPr>
-        <w:spacing w:after="50"/>
-      </w:pPr>
-    </w:p>
-    <w:tbl>
-      <w:tblPr>
-        <w:tblW w:type="dxa" w:w="9360"/>
-        <w:tblBorders>
-          <w:top w:val="single" w:color="auto" w:sz="4"/>
-          <w:left w:val="single" w:color="auto" w:sz="4"/>
-          <w:bottom w:val="single" w:color="auto" w:sz="4"/>
-          <w:right w:val="single" w:color="auto" w:sz="4"/>
-          <w:insideH w:val="single" w:color="auto" w:sz="4"/>
-          <w:insideV w:val="single" w:color="auto" w:sz="4"/>
-        </w:tblBorders>
-      </w:tblPr>
-      <w:tblGrid>
-        <w:gridCol w:w="9360"/>
-      </w:tblGrid>
-      <w:tr>
-        <w:tc>
-          <w:tcPr>
-            <w:tcW w:type="dxa" w:w="9360"/>
-            <w:tcBorders>
-              <w:top w:val="single" w:color="000000" w:sz="6"/>
-              <w:left w:val="single" w:color="000000" w:sz="6"/>
-              <w:bottom w:val="single" w:color="000000" w:sz="6"/>
-              <w:right w:val="single" w:color="000000" w:sz="6"/>
-            </w:tcBorders>
-            <w:shd w:fill="F2F2F2" w:val="clear"/>
-            <w:tcMar>
-              <w:top w:type="dxa" w:w="40"/>
-              <w:left w:type="dxa" w:w="80"/>
-              <w:bottom w:type="dxa" w:w="40"/>
-              <w:right w:type="dxa" w:w="80"/>
-            </w:tcMar>
-            <w:vAlign w:val="center"/>
-          </w:tcPr>
-          <w:p>
-            <w:pPr>
-              <w:spacing w:after="0"/>
-            </w:pPr>
-            <w:r>
-              <w:rPr>
-                <w:rFonts w:ascii="Arial" w:cs="Arial" w:eastAsia="Arial" w:hAnsi="Arial"/>
-                <w:b/>
-                <w:bCs/>
-                <w:i w:val="false"/>
-                <w:iCs w:val="false"/>
-                <w:sz w:val="18"/>
-                <w:szCs w:val="18"/>
-              </w:rPr>
-              <w:t xml:space="preserve">PARTIE 3 — L'ingénieur choisit son procédé</w:t>
-            </w:r>
-          </w:p>
-        </w:tc>
-      </w:tr>
-    </w:tbl>
-    <w:p>
-      <w:pPr>
-        <w:spacing w:after="40"/>
+        <w:spacing w:after="64"/>
       </w:pPr>
     </w:p>
     <w:tbl>
@@ -1605,8 +1605,8 @@
                 <w:bCs/>
                 <w:i w:val="false"/>
                 <w:iCs w:val="false"/>
-                <w:sz w:val="16"/>
-                <w:szCs w:val="16"/>
+                <w:sz w:val="24"/>
+                <w:szCs w:val="24"/>
               </w:rPr>
               <w:t xml:space="preserve">Critère</w:t>
             </w:r>
@@ -1641,8 +1641,8 @@
                 <w:bCs/>
                 <w:i w:val="false"/>
                 <w:iCs w:val="false"/>
-                <w:sz w:val="16"/>
-                <w:szCs w:val="16"/>
+                <w:sz w:val="24"/>
+                <w:szCs w:val="24"/>
               </w:rPr>
               <w:t xml:space="preserve">Prototype carton</w:t>
             </w:r>
@@ -1677,8 +1677,8 @@
                 <w:bCs/>
                 <w:i w:val="false"/>
                 <w:iCs w:val="false"/>
-                <w:sz w:val="16"/>
-                <w:szCs w:val="16"/>
+                <w:sz w:val="24"/>
+                <w:szCs w:val="24"/>
               </w:rPr>
               <w:t xml:space="preserve">Impression 3D (PLA)</w:t>
             </w:r>
@@ -1713,8 +1713,8 @@
                 <w:bCs/>
                 <w:i w:val="false"/>
                 <w:iCs w:val="false"/>
-                <w:sz w:val="16"/>
-                <w:szCs w:val="16"/>
+                <w:sz w:val="24"/>
+                <w:szCs w:val="24"/>
               </w:rPr>
               <w:t xml:space="preserve">Découpe laser (MDF)</w:t>
             </w:r>
@@ -1750,8 +1750,8 @@
                 <w:bCs w:val="false"/>
                 <w:i w:val="false"/>
                 <w:iCs w:val="false"/>
-                <w:sz w:val="16"/>
-                <w:szCs w:val="16"/>
+                <w:sz w:val="24"/>
+                <w:szCs w:val="24"/>
               </w:rPr>
               <w:t xml:space="preserve">Précision</w:t>
             </w:r>
@@ -1785,8 +1785,8 @@
                 <w:bCs w:val="false"/>
                 <w:i w:val="false"/>
                 <w:iCs w:val="false"/>
-                <w:sz w:val="16"/>
-                <w:szCs w:val="16"/>
+                <w:sz w:val="24"/>
+                <w:szCs w:val="24"/>
               </w:rPr>
               <w:t xml:space="preserve">± 2 mm</w:t>
             </w:r>
@@ -1820,10 +1820,10 @@
                 <w:bCs w:val="false"/>
                 <w:i w:val="false"/>
                 <w:iCs w:val="false"/>
-                <w:sz w:val="16"/>
-                <w:szCs w:val="16"/>
-              </w:rPr>
-              <w:t xml:space="preserve">± ............ mm</w:t>
+                <w:sz w:val="24"/>
+                <w:szCs w:val="24"/>
+              </w:rPr>
+              <w:t xml:space="preserve">± ...... mm</w:t>
             </w:r>
           </w:p>
         </w:tc>
@@ -1855,8 +1855,8 @@
                 <w:bCs w:val="false"/>
                 <w:i w:val="false"/>
                 <w:iCs w:val="false"/>
-                <w:sz w:val="16"/>
-                <w:szCs w:val="16"/>
+                <w:sz w:val="24"/>
+                <w:szCs w:val="24"/>
               </w:rPr>
               <w:t xml:space="preserve">± 0,2 mm</w:t>
             </w:r>
@@ -1892,8 +1892,8 @@
                 <w:bCs w:val="false"/>
                 <w:i w:val="false"/>
                 <w:iCs w:val="false"/>
-                <w:sz w:val="16"/>
-                <w:szCs w:val="16"/>
+                <w:sz w:val="24"/>
+                <w:szCs w:val="24"/>
               </w:rPr>
               <w:t xml:space="preserve">Rigidité</w:t>
             </w:r>
@@ -1927,8 +1927,8 @@
                 <w:bCs w:val="false"/>
                 <w:i w:val="false"/>
                 <w:iCs w:val="false"/>
-                <w:sz w:val="16"/>
-                <w:szCs w:val="16"/>
+                <w:sz w:val="24"/>
+                <w:szCs w:val="24"/>
               </w:rPr>
               <w:t xml:space="preserve">faible</w:t>
             </w:r>
@@ -1962,10 +1962,10 @@
                 <w:bCs w:val="false"/>
                 <w:i w:val="false"/>
                 <w:iCs w:val="false"/>
-                <w:sz w:val="16"/>
-                <w:szCs w:val="16"/>
-              </w:rPr>
-              <w:t xml:space="preserve">......................</w:t>
+                <w:sz w:val="24"/>
+                <w:szCs w:val="24"/>
+              </w:rPr>
+              <w:t xml:space="preserve">..........</w:t>
             </w:r>
           </w:p>
         </w:tc>
@@ -1997,8 +1997,8 @@
                 <w:bCs w:val="false"/>
                 <w:i w:val="false"/>
                 <w:iCs w:val="false"/>
-                <w:sz w:val="16"/>
-                <w:szCs w:val="16"/>
+                <w:sz w:val="24"/>
+                <w:szCs w:val="24"/>
               </w:rPr>
               <w:t xml:space="preserve">bonne</w:t>
             </w:r>
@@ -2034,8 +2034,8 @@
                 <w:bCs w:val="false"/>
                 <w:i w:val="false"/>
                 <w:iCs w:val="false"/>
-                <w:sz w:val="16"/>
-                <w:szCs w:val="16"/>
+                <w:sz w:val="24"/>
+                <w:szCs w:val="24"/>
               </w:rPr>
               <w:t xml:space="preserve">Temps pour 1 pièce</w:t>
             </w:r>
@@ -2069,8 +2069,8 @@
                 <w:bCs w:val="false"/>
                 <w:i w:val="false"/>
                 <w:iCs w:val="false"/>
-                <w:sz w:val="16"/>
-                <w:szCs w:val="16"/>
+                <w:sz w:val="24"/>
+                <w:szCs w:val="24"/>
               </w:rPr>
               <w:t xml:space="preserve">20 min</w:t>
             </w:r>
@@ -2104,10 +2104,10 @@
                 <w:bCs w:val="false"/>
                 <w:i w:val="false"/>
                 <w:iCs w:val="false"/>
-                <w:sz w:val="16"/>
-                <w:szCs w:val="16"/>
-              </w:rPr>
-              <w:t xml:space="preserve">......................</w:t>
+                <w:sz w:val="24"/>
+                <w:szCs w:val="24"/>
+              </w:rPr>
+              <w:t xml:space="preserve">..........</w:t>
             </w:r>
           </w:p>
         </w:tc>
@@ -2139,8 +2139,8 @@
                 <w:bCs w:val="false"/>
                 <w:i w:val="false"/>
                 <w:iCs w:val="false"/>
-                <w:sz w:val="16"/>
-                <w:szCs w:val="16"/>
+                <w:sz w:val="24"/>
+                <w:szCs w:val="24"/>
               </w:rPr>
               <w:t xml:space="preserve">quelques min</w:t>
             </w:r>
@@ -2150,7 +2150,7 @@
     </w:tbl>
     <w:p>
       <w:pPr>
-        <w:spacing w:after="30" w:before="50"/>
+        <w:spacing w:after="48" w:before="50"/>
       </w:pPr>
       <w:r>
         <w:rPr>
@@ -2159,15 +2159,15 @@
           <w:bCs/>
           <w:i w:val="false"/>
           <w:iCs w:val="false"/>
-          <w:sz w:val="16"/>
-          <w:szCs w:val="16"/>
+          <w:sz w:val="24"/>
+          <w:szCs w:val="24"/>
         </w:rPr>
         <w:t xml:space="preserve">3a. Le collège veut 30 supports identiques pour toutes les salles. Quel procédé recommandes-tu ? Justifie avec DEUX critères chiffrés du tableau.</w:t>
       </w:r>
     </w:p>
     <w:p>
       <w:pPr>
-        <w:spacing w:after="80"/>
+        <w:spacing w:after="128"/>
       </w:pPr>
       <w:r>
         <w:rPr>
@@ -2176,15 +2176,15 @@
           <w:bCs w:val="false"/>
           <w:i w:val="false"/>
           <w:iCs w:val="false"/>
-          <w:sz w:val="16"/>
-          <w:szCs w:val="16"/>
+          <w:sz w:val="24"/>
+          <w:szCs w:val="24"/>
         </w:rPr>
-        <w:t xml:space="preserve">........................................................................................................................</w:t>
+        <w:t xml:space="preserve">..............................................................................</w:t>
       </w:r>
     </w:p>
     <w:p>
       <w:pPr>
-        <w:spacing w:after="80"/>
+        <w:spacing w:after="128"/>
       </w:pPr>
       <w:r>
         <w:rPr>
@@ -2193,10 +2193,10 @@
           <w:bCs w:val="false"/>
           <w:i w:val="false"/>
           <w:iCs w:val="false"/>
-          <w:sz w:val="16"/>
-          <w:szCs w:val="16"/>
+          <w:sz w:val="24"/>
+          <w:szCs w:val="24"/>
         </w:rPr>
-        <w:t xml:space="preserve">........................................................................................................................</w:t>
+        <w:t xml:space="preserve">..............................................................................</w:t>
       </w:r>
     </w:p>
     <w:tbl>
@@ -2235,7 +2235,7 @@
           </w:tcPr>
           <w:p>
             <w:pPr>
-              <w:spacing w:after="60"/>
+              <w:spacing w:after="96"/>
             </w:pPr>
             <w:r>
               <w:rPr>
@@ -2244,61 +2244,61 @@
                 <w:bCs/>
                 <w:i w:val="false"/>
                 <w:iCs w:val="false"/>
-                <w:sz w:val="18"/>
-                <w:szCs w:val="18"/>
+                <w:sz w:val="26"/>
+                <w:szCs w:val="26"/>
               </w:rPr>
               <w:t xml:space="preserve">BILAN — ce que je retiens</w:t>
             </w:r>
           </w:p>
           <w:p>
             <w:pPr>
-              <w:spacing w:after="60"/>
-            </w:pPr>
-            <w:r>
-              <w:rPr>
-                <w:rFonts w:ascii="Arial" w:cs="Arial" w:eastAsia="Arial" w:hAnsi="Arial"/>
-                <w:b w:val="false"/>
-                <w:bCs w:val="false"/>
-                <w:i w:val="false"/>
-                <w:iCs w:val="false"/>
-                <w:sz w:val="16"/>
-                <w:szCs w:val="16"/>
-              </w:rPr>
-              <w:t xml:space="preserve">• La chaîne numérique : modèle 3D → fichier ............ → tranchage → fabrication.</w:t>
-            </w:r>
-          </w:p>
-          <w:p>
-            <w:pPr>
-              <w:spacing w:after="60"/>
-            </w:pPr>
-            <w:r>
-              <w:rPr>
-                <w:rFonts w:ascii="Arial" w:cs="Arial" w:eastAsia="Arial" w:hAnsi="Arial"/>
-                <w:b w:val="false"/>
-                <w:bCs w:val="false"/>
-                <w:i w:val="false"/>
-                <w:iCs w:val="false"/>
-                <w:sz w:val="16"/>
-                <w:szCs w:val="16"/>
-              </w:rPr>
-              <w:t xml:space="preserve">• Impression 3D = procédé ............................ ; découpe laser = procédé ............................ .</w:t>
-            </w:r>
-          </w:p>
-          <w:p>
-            <w:pPr>
-              <w:spacing w:after="60"/>
-            </w:pPr>
-            <w:r>
-              <w:rPr>
-                <w:rFonts w:ascii="Arial" w:cs="Arial" w:eastAsia="Arial" w:hAnsi="Arial"/>
-                <w:b w:val="false"/>
-                <w:bCs w:val="false"/>
-                <w:i w:val="false"/>
-                <w:iCs w:val="false"/>
-                <w:sz w:val="16"/>
-                <w:szCs w:val="16"/>
-              </w:rPr>
-              <w:t xml:space="preserve">• Le choix du procédé dépend du ...................................... , de la précision et de la quantité.</w:t>
+              <w:spacing w:after="96"/>
+            </w:pPr>
+            <w:r>
+              <w:rPr>
+                <w:rFonts w:ascii="Arial" w:cs="Arial" w:eastAsia="Arial" w:hAnsi="Arial"/>
+                <w:b w:val="false"/>
+                <w:bCs w:val="false"/>
+                <w:i w:val="false"/>
+                <w:iCs w:val="false"/>
+                <w:sz w:val="24"/>
+                <w:szCs w:val="24"/>
+              </w:rPr>
+              <w:t xml:space="preserve">• La chaîne numérique : modèle 3D → fichier ...... → tranchage → fabrication.</w:t>
+            </w:r>
+          </w:p>
+          <w:p>
+            <w:pPr>
+              <w:spacing w:after="96"/>
+            </w:pPr>
+            <w:r>
+              <w:rPr>
+                <w:rFonts w:ascii="Arial" w:cs="Arial" w:eastAsia="Arial" w:hAnsi="Arial"/>
+                <w:b w:val="false"/>
+                <w:bCs w:val="false"/>
+                <w:i w:val="false"/>
+                <w:iCs w:val="false"/>
+                <w:sz w:val="24"/>
+                <w:szCs w:val="24"/>
+              </w:rPr>
+              <w:t xml:space="preserve">• Impression 3D = procédé .............. ; découpe laser = procédé .............. .</w:t>
+            </w:r>
+          </w:p>
+          <w:p>
+            <w:pPr>
+              <w:spacing w:after="96"/>
+            </w:pPr>
+            <w:r>
+              <w:rPr>
+                <w:rFonts w:ascii="Arial" w:cs="Arial" w:eastAsia="Arial" w:hAnsi="Arial"/>
+                <w:b w:val="false"/>
+                <w:bCs w:val="false"/>
+                <w:i w:val="false"/>
+                <w:iCs w:val="false"/>
+                <w:sz w:val="24"/>
+                <w:szCs w:val="24"/>
+              </w:rPr>
+              <w:t xml:space="preserve">• Le choix du procédé dépend du .................... , de la précision et de la quantité.</w:t>
             </w:r>
           </w:p>
         </w:tc>
@@ -2316,8 +2316,8 @@
           <w:bCs w:val="false"/>
           <w:i/>
           <w:iCs/>
-          <w:sz w:val="16"/>
-          <w:szCs w:val="16"/>
+          <w:sz w:val="24"/>
+          <w:szCs w:val="24"/>
         </w:rPr>
         <w:t xml:space="preserve">« La machine exécute ; c'est l'humain qui choisit. »</w:t>
       </w:r>
@@ -2511,8 +2511,8 @@
     <w:rPrDefault>
       <w:rPr>
         <w:rFonts w:ascii="Arial" w:cs="Arial" w:eastAsia="Arial" w:hAnsi="Arial"/>
-        <w:sz w:val="16"/>
-        <w:szCs w:val="16"/>
+        <w:sz w:val="24"/>
+        <w:szCs w:val="24"/>
       </w:rPr>
     </w:rPrDefault>
     <w:pPrDefault/>

--- a/public/2026/seq05/FICHE_S5-A06_Atelier_4eme.docx
+++ b/public/2026/seq05/FICHE_S5-A06_Atelier_4eme.docx
@@ -21,6 +21,9 @@
         <w:gridCol w:w="1200"/>
       </w:tblGrid>
       <w:tr>
+        <w:trPr>
+          <w:cantSplit/>
+        </w:trPr>
         <w:tc>
           <w:tcPr>
             <w:tcW w:type="dxa" w:w="1266"/>
@@ -210,6 +213,32 @@
               <w:t xml:space="preserve">ACTIVITÉ N°06</w:t>
             </w:r>
           </w:p>
+          <w:p>
+            <w:pPr>
+              <w:spacing w:after="0"/>
+            </w:pPr>
+            <w:r>
+              <w:rPr>
+                <w:rFonts w:ascii="Arial" w:cs="Arial" w:eastAsia="Arial" w:hAnsi="Arial"/>
+                <w:sz w:val="14"/>
+                <w:szCs w:val="14"/>
+              </w:rPr>
+              <w:t xml:space="preserve">NOM : ..............................</w:t>
+            </w:r>
+          </w:p>
+          <w:p>
+            <w:pPr>
+              <w:spacing w:after="0"/>
+            </w:pPr>
+            <w:r>
+              <w:rPr>
+                <w:rFonts w:ascii="Arial" w:cs="Arial" w:eastAsia="Arial" w:hAnsi="Arial"/>
+                <w:sz w:val="14"/>
+                <w:szCs w:val="14"/>
+              </w:rPr>
+              <w:t xml:space="preserve">PRÉNOM : .........................</w:t>
+            </w:r>
+          </w:p>
         </w:tc>
         <w:tc>
           <w:tcPr>
@@ -295,149 +324,48 @@
         </w:tblBorders>
       </w:tblPr>
       <w:tblGrid>
-        <w:gridCol w:w="2340"/>
-        <w:gridCol w:w="2340"/>
-        <w:gridCol w:w="2340"/>
-        <w:gridCol w:w="2340"/>
+        <w:gridCol w:w="9360"/>
       </w:tblGrid>
       <w:tr>
-        <w:tc>
-          <w:tcPr>
-            <w:tcW w:type="dxa" w:w="2340"/>
-            <w:tcBorders>
-              <w:top w:val="single" w:color="000000" w:sz="6"/>
-              <w:left w:val="single" w:color="000000" w:sz="6"/>
-              <w:bottom w:val="single" w:color="000000" w:sz="6"/>
-              <w:right w:val="single" w:color="000000" w:sz="6"/>
-            </w:tcBorders>
-            <w:tcMar>
-              <w:top w:type="dxa" w:w="40"/>
-              <w:left w:type="dxa" w:w="80"/>
-              <w:bottom w:type="dxa" w:w="40"/>
-              <w:right w:type="dxa" w:w="80"/>
-            </w:tcMar>
-            <w:vAlign w:val="center"/>
-          </w:tcPr>
-          <w:p>
-            <w:pPr>
-              <w:spacing w:after="0"/>
-            </w:pPr>
-            <w:r>
-              <w:rPr>
-                <w:rFonts w:ascii="Arial" w:cs="Arial" w:eastAsia="Arial" w:hAnsi="Arial"/>
-                <w:b w:val="false"/>
-                <w:bCs w:val="false"/>
-                <w:i w:val="false"/>
-                <w:iCs w:val="false"/>
-                <w:sz w:val="24"/>
-                <w:szCs w:val="24"/>
-              </w:rPr>
-              <w:t xml:space="preserve">NOM : </w:t>
-            </w:r>
-          </w:p>
-        </w:tc>
-        <w:tc>
-          <w:tcPr>
-            <w:tcW w:type="dxa" w:w="2340"/>
-            <w:tcBorders>
-              <w:top w:val="single" w:color="000000" w:sz="6"/>
-              <w:left w:val="single" w:color="000000" w:sz="6"/>
-              <w:bottom w:val="single" w:color="000000" w:sz="6"/>
-              <w:right w:val="single" w:color="000000" w:sz="6"/>
-            </w:tcBorders>
-            <w:tcMar>
-              <w:top w:type="dxa" w:w="40"/>
-              <w:left w:type="dxa" w:w="80"/>
-              <w:bottom w:type="dxa" w:w="40"/>
-              <w:right w:type="dxa" w:w="80"/>
-            </w:tcMar>
-            <w:vAlign w:val="center"/>
-          </w:tcPr>
-          <w:p>
-            <w:pPr>
-              <w:spacing w:after="0"/>
-            </w:pPr>
-            <w:r>
-              <w:rPr>
-                <w:rFonts w:ascii="Arial" w:cs="Arial" w:eastAsia="Arial" w:hAnsi="Arial"/>
-                <w:b w:val="false"/>
-                <w:bCs w:val="false"/>
-                <w:i w:val="false"/>
-                <w:iCs w:val="false"/>
-                <w:sz w:val="24"/>
-                <w:szCs w:val="24"/>
-              </w:rPr>
-              <w:t xml:space="preserve">PRÉNOM : </w:t>
-            </w:r>
-          </w:p>
-        </w:tc>
-        <w:tc>
-          <w:tcPr>
-            <w:tcW w:type="dxa" w:w="2340"/>
-            <w:tcBorders>
-              <w:top w:val="single" w:color="000000" w:sz="6"/>
-              <w:left w:val="single" w:color="000000" w:sz="6"/>
-              <w:bottom w:val="single" w:color="000000" w:sz="6"/>
-              <w:right w:val="single" w:color="000000" w:sz="6"/>
-            </w:tcBorders>
-            <w:tcMar>
-              <w:top w:type="dxa" w:w="40"/>
-              <w:left w:type="dxa" w:w="80"/>
-              <w:bottom w:type="dxa" w:w="40"/>
-              <w:right w:type="dxa" w:w="80"/>
-            </w:tcMar>
-            <w:vAlign w:val="center"/>
-          </w:tcPr>
-          <w:p>
-            <w:pPr>
-              <w:spacing w:after="0"/>
-            </w:pPr>
-            <w:r>
-              <w:rPr>
-                <w:rFonts w:ascii="Arial" w:cs="Arial" w:eastAsia="Arial" w:hAnsi="Arial"/>
-                <w:b w:val="false"/>
-                <w:bCs w:val="false"/>
-                <w:i w:val="false"/>
-                <w:iCs w:val="false"/>
-                <w:sz w:val="24"/>
-                <w:szCs w:val="24"/>
-              </w:rPr>
-              <w:t xml:space="preserve">CLASSE : </w:t>
-            </w:r>
-          </w:p>
-        </w:tc>
-        <w:tc>
-          <w:tcPr>
-            <w:tcW w:type="dxa" w:w="2340"/>
-            <w:tcBorders>
-              <w:top w:val="single" w:color="000000" w:sz="6"/>
-              <w:left w:val="single" w:color="000000" w:sz="6"/>
-              <w:bottom w:val="single" w:color="000000" w:sz="6"/>
-              <w:right w:val="single" w:color="000000" w:sz="6"/>
-            </w:tcBorders>
-            <w:tcMar>
-              <w:top w:type="dxa" w:w="40"/>
-              <w:left w:type="dxa" w:w="80"/>
-              <w:bottom w:type="dxa" w:w="40"/>
-              <w:right w:type="dxa" w:w="80"/>
-            </w:tcMar>
-            <w:vAlign w:val="center"/>
-          </w:tcPr>
-          <w:p>
-            <w:pPr>
-              <w:spacing w:after="0"/>
-            </w:pPr>
-            <w:r>
-              <w:rPr>
-                <w:rFonts w:ascii="Arial" w:cs="Arial" w:eastAsia="Arial" w:hAnsi="Arial"/>
-                <w:b w:val="false"/>
-                <w:bCs w:val="false"/>
-                <w:i w:val="false"/>
-                <w:iCs w:val="false"/>
-                <w:sz w:val="24"/>
-                <w:szCs w:val="24"/>
-              </w:rPr>
-              <w:t xml:space="preserve">MAISON : </w:t>
+        <w:trPr>
+          <w:cantSplit/>
+        </w:trPr>
+        <w:tc>
+          <w:tcPr>
+            <w:tcW w:type="dxa" w:w="9360"/>
+            <w:tcBorders>
+              <w:top w:val="single" w:color="000000" w:sz="6"/>
+              <w:left w:val="single" w:color="000000" w:sz="6"/>
+              <w:bottom w:val="single" w:color="000000" w:sz="6"/>
+              <w:right w:val="single" w:color="000000" w:sz="6"/>
+            </w:tcBorders>
+            <w:shd w:fill="D9D9D9" w:val="clear"/>
+            <w:tcMar>
+              <w:top w:type="dxa" w:w="40"/>
+              <w:left w:type="dxa" w:w="80"/>
+              <w:bottom w:type="dxa" w:w="40"/>
+              <w:right w:type="dxa" w:w="80"/>
+            </w:tcMar>
+            <w:vAlign w:val="center"/>
+          </w:tcPr>
+          <w:p>
+            <w:pPr>
+              <w:keepNext/>
+              <w:keepLines/>
+              <w:spacing w:after="0"/>
+              <w:jc w:val="center"/>
+            </w:pPr>
+            <w:r>
+              <w:rPr>
+                <w:rFonts w:ascii="Arial" w:cs="Arial" w:eastAsia="Arial" w:hAnsi="Arial"/>
+                <w:b/>
+                <w:bCs/>
+                <w:i w:val="false"/>
+                <w:iCs w:val="false"/>
+                <w:sz w:val="32"/>
+                <w:szCs w:val="32"/>
+              </w:rPr>
+              <w:t xml:space="preserve">ATELIER : IMPRESSION 3D ET DÉCOUPE LASER DU MODÈLE</w:t>
             </w:r>
           </w:p>
         </w:tc>
@@ -445,6 +373,8 @@
     </w:tbl>
     <w:p>
       <w:pPr>
+        <w:keepNext/>
+        <w:keepLines/>
         <w:spacing w:after="128"/>
       </w:pPr>
     </w:p>
@@ -464,6 +394,9 @@
         <w:gridCol w:w="9360"/>
       </w:tblGrid>
       <w:tr>
+        <w:trPr>
+          <w:cantSplit/>
+        </w:trPr>
         <w:tc>
           <w:tcPr>
             <w:tcW w:type="dxa" w:w="9360"/>
@@ -473,31 +406,50 @@
               <w:bottom w:val="single" w:color="000000" w:sz="6"/>
               <w:right w:val="single" w:color="000000" w:sz="6"/>
             </w:tcBorders>
-            <w:shd w:fill="D9D9D9" w:val="clear"/>
-            <w:tcMar>
-              <w:top w:type="dxa" w:w="40"/>
-              <w:left w:type="dxa" w:w="80"/>
-              <w:bottom w:type="dxa" w:w="40"/>
-              <w:right w:type="dxa" w:w="80"/>
-            </w:tcMar>
-            <w:vAlign w:val="center"/>
-          </w:tcPr>
-          <w:p>
-            <w:pPr>
-              <w:spacing w:after="0"/>
-              <w:jc w:val="center"/>
+            <w:tcMar>
+              <w:top w:type="dxa" w:w="100"/>
+              <w:left w:type="dxa" w:w="120"/>
+              <w:bottom w:type="dxa" w:w="100"/>
+              <w:right w:type="dxa" w:w="120"/>
+            </w:tcMar>
+            <w:vAlign w:val="center"/>
+          </w:tcPr>
+          <w:p>
+            <w:pPr>
+              <w:keepNext/>
+              <w:keepLines/>
+              <w:spacing w:after="96"/>
+            </w:pPr>
+            <w:r>
+              <w:rPr>
+                <w:rFonts w:ascii="Arial" w:cs="Arial" w:eastAsia="Arial" w:hAnsi="Arial"/>
+                <w:b w:val="false"/>
+                <w:bCs w:val="false"/>
+                <w:i w:val="false"/>
+                <w:iCs w:val="false"/>
+                <w:sz w:val="24"/>
+                <w:szCs w:val="24"/>
+              </w:rPr>
+              <w:t xml:space="preserve">Le prototype gagnant passe en fabrication réelle : impression 3D du modèle SketchUp, découpe laser du profil. Tu observes la chaîne numérique complète — du fichier à l'objet.</w:t>
+            </w:r>
+          </w:p>
+          <w:p>
+            <w:pPr>
+              <w:keepNext/>
+              <w:keepLines/>
+              <w:spacing w:after="0"/>
             </w:pPr>
             <w:r>
               <w:rPr>
                 <w:rFonts w:ascii="Arial" w:cs="Arial" w:eastAsia="Arial" w:hAnsi="Arial"/>
                 <w:b/>
                 <w:bCs/>
-                <w:i w:val="false"/>
-                <w:iCs w:val="false"/>
-                <w:sz w:val="32"/>
-                <w:szCs w:val="32"/>
-              </w:rPr>
-              <w:t xml:space="preserve">ATELIER : IMPRESSION 3D ET DÉCOUPE LASER DU MODÈLE</w:t>
+                <w:i/>
+                <w:iCs/>
+                <w:sz w:val="24"/>
+                <w:szCs w:val="24"/>
+              </w:rPr>
+              <w:t xml:space="preserve">❓ Comment passe-t-on d'un modèle 3D à un objet réel, et quel procédé choisir ?</w:t>
             </w:r>
           </w:p>
         </w:tc>
@@ -505,145 +457,35 @@
     </w:tbl>
     <w:p>
       <w:pPr>
-        <w:spacing w:after="128"/>
+        <w:keepNext/>
+        <w:keepLines/>
+        <w:pBdr>
+          <w:top w:val="single" w:color="000000" w:sz="6" w:space="4"/>
+          <w:left w:val="single" w:color="000000" w:sz="6" w:space="4"/>
+          <w:bottom w:val="single" w:color="000000" w:sz="6" w:space="4"/>
+          <w:right w:val="single" w:color="000000" w:sz="6" w:space="4"/>
+        </w:pBdr>
+        <w:shd w:val="clear" w:color="auto" w:fill="D9D9D9"/>
+        <w:spacing w:before="150" w:after="130"/>
+        <w:ind w:left="0" w:right="1106"/>
       </w:pPr>
-    </w:p>
-    <w:tbl>
-      <w:tblPr>
-        <w:tblW w:type="dxa" w:w="9360"/>
-        <w:tblBorders>
-          <w:top w:val="single" w:color="auto" w:sz="4"/>
-          <w:left w:val="single" w:color="auto" w:sz="4"/>
-          <w:bottom w:val="single" w:color="auto" w:sz="4"/>
-          <w:right w:val="single" w:color="auto" w:sz="4"/>
-          <w:insideH w:val="single" w:color="auto" w:sz="4"/>
-          <w:insideV w:val="single" w:color="auto" w:sz="4"/>
-        </w:tblBorders>
-      </w:tblPr>
-      <w:tblGrid>
-        <w:gridCol w:w="9360"/>
-      </w:tblGrid>
-      <w:tr>
-        <w:tc>
-          <w:tcPr>
-            <w:tcW w:type="dxa" w:w="9360"/>
-            <w:tcBorders>
-              <w:top w:val="single" w:color="000000" w:sz="6"/>
-              <w:left w:val="single" w:color="000000" w:sz="6"/>
-              <w:bottom w:val="single" w:color="000000" w:sz="6"/>
-              <w:right w:val="single" w:color="000000" w:sz="6"/>
-            </w:tcBorders>
-            <w:tcMar>
-              <w:top w:type="dxa" w:w="100"/>
-              <w:left w:type="dxa" w:w="120"/>
-              <w:bottom w:type="dxa" w:w="100"/>
-              <w:right w:type="dxa" w:w="120"/>
-            </w:tcMar>
-            <w:vAlign w:val="center"/>
-          </w:tcPr>
-          <w:p>
-            <w:pPr>
-              <w:spacing w:after="96"/>
-            </w:pPr>
-            <w:r>
-              <w:rPr>
-                <w:rFonts w:ascii="Arial" w:cs="Arial" w:eastAsia="Arial" w:hAnsi="Arial"/>
-                <w:b w:val="false"/>
-                <w:bCs w:val="false"/>
-                <w:i w:val="false"/>
-                <w:iCs w:val="false"/>
-                <w:sz w:val="24"/>
-                <w:szCs w:val="24"/>
-              </w:rPr>
-              <w:t xml:space="preserve">Le prototype gagnant passe en fabrication réelle : impression 3D du modèle SketchUp, découpe laser du profil. Tu observes la chaîne numérique complète — du fichier à l'objet.</w:t>
-            </w:r>
-          </w:p>
-          <w:p>
-            <w:pPr>
-              <w:spacing w:after="0"/>
-            </w:pPr>
-            <w:r>
-              <w:rPr>
-                <w:rFonts w:ascii="Arial" w:cs="Arial" w:eastAsia="Arial" w:hAnsi="Arial"/>
-                <w:b/>
-                <w:bCs/>
-                <w:i/>
-                <w:iCs/>
-                <w:sz w:val="24"/>
-                <w:szCs w:val="24"/>
-              </w:rPr>
-              <w:t xml:space="preserve">❓ Comment passe-t-on d'un modèle 3D à un objet réel, et quel procédé choisir ?</w:t>
-            </w:r>
-          </w:p>
-        </w:tc>
-      </w:tr>
-    </w:tbl>
-    <w:p>
-      <w:pPr>
-        <w:spacing w:after="128"/>
-      </w:pPr>
-    </w:p>
-    <w:tbl>
-      <w:tblPr>
-        <w:tblW w:type="dxa" w:w="9360"/>
-        <w:tblBorders>
-          <w:top w:val="single" w:color="auto" w:sz="4"/>
-          <w:left w:val="single" w:color="auto" w:sz="4"/>
-          <w:bottom w:val="single" w:color="auto" w:sz="4"/>
-          <w:right w:val="single" w:color="auto" w:sz="4"/>
-          <w:insideH w:val="single" w:color="auto" w:sz="4"/>
-          <w:insideV w:val="single" w:color="auto" w:sz="4"/>
-        </w:tblBorders>
-      </w:tblPr>
-      <w:tblGrid>
-        <w:gridCol w:w="9360"/>
-      </w:tblGrid>
-      <w:tr>
-        <w:tc>
-          <w:tcPr>
-            <w:tcW w:type="dxa" w:w="9360"/>
-            <w:tcBorders>
-              <w:top w:val="single" w:color="000000" w:sz="6"/>
-              <w:left w:val="single" w:color="000000" w:sz="6"/>
-              <w:bottom w:val="single" w:color="000000" w:sz="6"/>
-              <w:right w:val="single" w:color="000000" w:sz="6"/>
-            </w:tcBorders>
-            <w:shd w:fill="F2F2F2" w:val="clear"/>
-            <w:tcMar>
-              <w:top w:type="dxa" w:w="40"/>
-              <w:left w:type="dxa" w:w="80"/>
-              <w:bottom w:type="dxa" w:w="40"/>
-              <w:right w:type="dxa" w:w="80"/>
-            </w:tcMar>
-            <w:vAlign w:val="center"/>
-          </w:tcPr>
-          <w:p>
-            <w:pPr>
-              <w:spacing w:after="0"/>
-            </w:pPr>
-            <w:r>
-              <w:rPr>
-                <w:rFonts w:ascii="Arial" w:cs="Arial" w:eastAsia="Arial" w:hAnsi="Arial"/>
-                <w:b/>
-                <w:bCs/>
-                <w:i w:val="false"/>
-                <w:iCs w:val="false"/>
-                <w:sz w:val="26"/>
-                <w:szCs w:val="26"/>
-              </w:rPr>
-              <w:t xml:space="preserve">PARTIE 1 — La chaîne numérique (CFAO)  (démo imprimante 3D)</w:t>
-            </w:r>
-          </w:p>
-        </w:tc>
-      </w:tr>
-    </w:tbl>
-    <w:p>
-      <w:pPr>
-        <w:spacing w:after="64"/>
-      </w:pPr>
+      <w:r>
+        <w:rPr>
+          <w:rFonts w:ascii="Arial" w:cs="Arial" w:eastAsia="Arial" w:hAnsi="Arial"/>
+          <w:b/>
+          <w:bCs/>
+          <w:i w:val="false"/>
+          <w:iCs w:val="false"/>
+          <w:sz w:val="26"/>
+          <w:szCs w:val="26"/>
+        </w:rPr>
+        <w:t xml:space="preserve">PARTIE 1 — La chaîne numérique (CFAO)  (démo imprimante 3D)</w:t>
+      </w:r>
     </w:p>
     <w:p>
       <w:pPr>
+        <w:keepNext/>
+        <w:keepLines/>
         <w:spacing w:after="96"/>
       </w:pPr>
       <w:r>
@@ -676,6 +518,9 @@
         <w:gridCol w:w="8460"/>
       </w:tblGrid>
       <w:tr>
+        <w:trPr>
+          <w:cantSplit/>
+        </w:trPr>
         <w:tc>
           <w:tcPr>
             <w:tcW w:type="dxa" w:w="900"/>
@@ -696,6 +541,8 @@
           </w:tcPr>
           <w:p>
             <w:pPr>
+              <w:keepNext/>
+              <w:keepLines/>
               <w:spacing w:after="0"/>
             </w:pPr>
             <w:r>
@@ -732,6 +579,8 @@
           </w:tcPr>
           <w:p>
             <w:pPr>
+              <w:keepNext/>
+              <w:keepLines/>
               <w:spacing w:after="0"/>
             </w:pPr>
             <w:r>
@@ -750,6 +599,9 @@
         </w:tc>
       </w:tr>
       <w:tr>
+        <w:trPr>
+          <w:cantSplit/>
+        </w:trPr>
         <w:tc>
           <w:tcPr>
             <w:tcW w:type="dxa" w:w="900"/>
@@ -769,6 +621,8 @@
           </w:tcPr>
           <w:p>
             <w:pPr>
+              <w:keepNext/>
+              <w:keepLines/>
               <w:spacing w:after="0"/>
             </w:pPr>
             <w:r>
@@ -804,6 +658,8 @@
           </w:tcPr>
           <w:p>
             <w:pPr>
+              <w:keepNext/>
+              <w:keepLines/>
               <w:spacing w:after="0"/>
             </w:pPr>
             <w:r>
@@ -822,6 +678,9 @@
         </w:tc>
       </w:tr>
       <w:tr>
+        <w:trPr>
+          <w:cantSplit/>
+        </w:trPr>
         <w:tc>
           <w:tcPr>
             <w:tcW w:type="dxa" w:w="900"/>
@@ -841,6 +700,8 @@
           </w:tcPr>
           <w:p>
             <w:pPr>
+              <w:keepNext/>
+              <w:keepLines/>
               <w:spacing w:after="0"/>
             </w:pPr>
             <w:r>
@@ -876,6 +737,8 @@
           </w:tcPr>
           <w:p>
             <w:pPr>
+              <w:keepNext/>
+              <w:keepLines/>
               <w:spacing w:after="0"/>
             </w:pPr>
             <w:r>
@@ -894,6 +757,9 @@
         </w:tc>
       </w:tr>
       <w:tr>
+        <w:trPr>
+          <w:cantSplit/>
+        </w:trPr>
         <w:tc>
           <w:tcPr>
             <w:tcW w:type="dxa" w:w="900"/>
@@ -913,6 +779,8 @@
           </w:tcPr>
           <w:p>
             <w:pPr>
+              <w:keepNext/>
+              <w:keepLines/>
               <w:spacing w:after="0"/>
             </w:pPr>
             <w:r>
@@ -948,6 +816,8 @@
           </w:tcPr>
           <w:p>
             <w:pPr>
+              <w:keepNext/>
+              <w:keepLines/>
               <w:spacing w:after="0"/>
             </w:pPr>
             <w:r>
@@ -966,6 +836,9 @@
         </w:tc>
       </w:tr>
       <w:tr>
+        <w:trPr>
+          <w:cantSplit/>
+        </w:trPr>
         <w:tc>
           <w:tcPr>
             <w:tcW w:type="dxa" w:w="900"/>
@@ -1055,64 +928,32 @@
         <w:t xml:space="preserve">1a. Ce procédé est dit ADDITIF car .....................................................................</w:t>
       </w:r>
     </w:p>
-    <w:tbl>
-      <w:tblPr>
-        <w:tblW w:type="dxa" w:w="9360"/>
-        <w:tblBorders>
-          <w:top w:val="single" w:color="auto" w:sz="4"/>
-          <w:left w:val="single" w:color="auto" w:sz="4"/>
-          <w:bottom w:val="single" w:color="auto" w:sz="4"/>
-          <w:right w:val="single" w:color="auto" w:sz="4"/>
-          <w:insideH w:val="single" w:color="auto" w:sz="4"/>
-          <w:insideV w:val="single" w:color="auto" w:sz="4"/>
-        </w:tblBorders>
-      </w:tblPr>
-      <w:tblGrid>
-        <w:gridCol w:w="9360"/>
-      </w:tblGrid>
-      <w:tr>
-        <w:tc>
-          <w:tcPr>
-            <w:tcW w:type="dxa" w:w="9360"/>
-            <w:tcBorders>
-              <w:top w:val="single" w:color="000000" w:sz="6"/>
-              <w:left w:val="single" w:color="000000" w:sz="6"/>
-              <w:bottom w:val="single" w:color="000000" w:sz="6"/>
-              <w:right w:val="single" w:color="000000" w:sz="6"/>
-            </w:tcBorders>
-            <w:shd w:fill="F2F2F2" w:val="clear"/>
-            <w:tcMar>
-              <w:top w:type="dxa" w:w="40"/>
-              <w:left w:type="dxa" w:w="80"/>
-              <w:bottom w:type="dxa" w:w="40"/>
-              <w:right w:type="dxa" w:w="80"/>
-            </w:tcMar>
-            <w:vAlign w:val="center"/>
-          </w:tcPr>
-          <w:p>
-            <w:pPr>
-              <w:spacing w:after="0"/>
-            </w:pPr>
-            <w:r>
-              <w:rPr>
-                <w:rFonts w:ascii="Arial" w:cs="Arial" w:eastAsia="Arial" w:hAnsi="Arial"/>
-                <w:b/>
-                <w:bCs/>
-                <w:i w:val="false"/>
-                <w:iCs w:val="false"/>
-                <w:sz w:val="26"/>
-                <w:szCs w:val="26"/>
-              </w:rPr>
-              <w:t xml:space="preserve">PARTIE 2 — Démo découpe laser + sécurité</w:t>
-            </w:r>
-          </w:p>
-        </w:tc>
-      </w:tr>
-    </w:tbl>
     <w:p>
       <w:pPr>
-        <w:spacing w:after="64"/>
+        <w:keepNext/>
+        <w:keepLines/>
+        <w:pBdr>
+          <w:top w:val="single" w:color="000000" w:sz="6" w:space="4"/>
+          <w:left w:val="single" w:color="000000" w:sz="6" w:space="4"/>
+          <w:bottom w:val="single" w:color="000000" w:sz="6" w:space="4"/>
+          <w:right w:val="single" w:color="000000" w:sz="6" w:space="4"/>
+        </w:pBdr>
+        <w:shd w:val="clear" w:color="auto" w:fill="D9D9D9"/>
+        <w:spacing w:before="150" w:after="130"/>
+        <w:ind w:left="0" w:right="1106"/>
       </w:pPr>
+      <w:r>
+        <w:rPr>
+          <w:rFonts w:ascii="Arial" w:cs="Arial" w:eastAsia="Arial" w:hAnsi="Arial"/>
+          <w:b/>
+          <w:bCs/>
+          <w:i w:val="false"/>
+          <w:iCs w:val="false"/>
+          <w:sz w:val="26"/>
+          <w:szCs w:val="26"/>
+        </w:rPr>
+        <w:t xml:space="preserve">PARTIE 2 — Démo découpe laser + sécurité</w:t>
+      </w:r>
     </w:p>
     <w:tbl>
       <w:tblPr>
@@ -1131,6 +972,9 @@
         <w:gridCol w:w="6360"/>
       </w:tblGrid>
       <w:tr>
+        <w:trPr>
+          <w:cantSplit/>
+        </w:trPr>
         <w:tc>
           <w:tcPr>
             <w:tcW w:type="dxa" w:w="3000"/>
@@ -1151,6 +995,8 @@
           </w:tcPr>
           <w:p>
             <w:pPr>
+              <w:keepNext/>
+              <w:keepLines/>
               <w:spacing w:after="0"/>
             </w:pPr>
             <w:r>
@@ -1187,6 +1033,8 @@
           </w:tcPr>
           <w:p>
             <w:pPr>
+              <w:keepNext/>
+              <w:keepLines/>
               <w:spacing w:after="0"/>
             </w:pPr>
             <w:r>
@@ -1205,6 +1053,9 @@
         </w:tc>
       </w:tr>
       <w:tr>
+        <w:trPr>
+          <w:cantSplit/>
+        </w:trPr>
         <w:tc>
           <w:tcPr>
             <w:tcW w:type="dxa" w:w="3000"/>
@@ -1224,6 +1075,8 @@
           </w:tcPr>
           <w:p>
             <w:pPr>
+              <w:keepNext/>
+              <w:keepLines/>
               <w:spacing w:after="0"/>
             </w:pPr>
             <w:r>
@@ -1259,6 +1112,8 @@
           </w:tcPr>
           <w:p>
             <w:pPr>
+              <w:keepNext/>
+              <w:keepLines/>
               <w:spacing w:after="0"/>
             </w:pPr>
             <w:r>
@@ -1277,6 +1132,9 @@
         </w:tc>
       </w:tr>
       <w:tr>
+        <w:trPr>
+          <w:cantSplit/>
+        </w:trPr>
         <w:tc>
           <w:tcPr>
             <w:tcW w:type="dxa" w:w="3000"/>
@@ -1296,6 +1154,8 @@
           </w:tcPr>
           <w:p>
             <w:pPr>
+              <w:keepNext/>
+              <w:keepLines/>
               <w:spacing w:after="0"/>
             </w:pPr>
             <w:r>
@@ -1331,6 +1191,8 @@
           </w:tcPr>
           <w:p>
             <w:pPr>
+              <w:keepNext/>
+              <w:keepLines/>
               <w:spacing w:after="0"/>
             </w:pPr>
             <w:r>
@@ -1349,6 +1211,9 @@
         </w:tc>
       </w:tr>
       <w:tr>
+        <w:trPr>
+          <w:cantSplit/>
+        </w:trPr>
         <w:tc>
           <w:tcPr>
             <w:tcW w:type="dxa" w:w="3000"/>
@@ -1368,6 +1233,8 @@
           </w:tcPr>
           <w:p>
             <w:pPr>
+              <w:keepNext/>
+              <w:keepLines/>
               <w:spacing w:after="0"/>
             </w:pPr>
             <w:r>
@@ -1403,6 +1270,8 @@
           </w:tcPr>
           <w:p>
             <w:pPr>
+              <w:keepNext/>
+              <w:keepLines/>
               <w:spacing w:after="0"/>
             </w:pPr>
             <w:r>
@@ -1421,6 +1290,9 @@
         </w:tc>
       </w:tr>
       <w:tr>
+        <w:trPr>
+          <w:cantSplit/>
+        </w:trPr>
         <w:tc>
           <w:tcPr>
             <w:tcW w:type="dxa" w:w="3000"/>
@@ -1495,67 +1367,30 @@
     </w:tbl>
     <w:p>
       <w:pPr>
-        <w:spacing w:after="80"/>
+        <w:keepNext/>
+        <w:keepLines/>
+        <w:pBdr>
+          <w:top w:val="single" w:color="000000" w:sz="6" w:space="4"/>
+          <w:left w:val="single" w:color="000000" w:sz="6" w:space="4"/>
+          <w:bottom w:val="single" w:color="000000" w:sz="6" w:space="4"/>
+          <w:right w:val="single" w:color="000000" w:sz="6" w:space="4"/>
+        </w:pBdr>
+        <w:shd w:val="clear" w:color="auto" w:fill="D9D9D9"/>
+        <w:spacing w:before="150" w:after="130"/>
+        <w:ind w:left="0" w:right="1106"/>
       </w:pPr>
-    </w:p>
-    <w:tbl>
-      <w:tblPr>
-        <w:tblW w:type="dxa" w:w="9360"/>
-        <w:tblBorders>
-          <w:top w:val="single" w:color="auto" w:sz="4"/>
-          <w:left w:val="single" w:color="auto" w:sz="4"/>
-          <w:bottom w:val="single" w:color="auto" w:sz="4"/>
-          <w:right w:val="single" w:color="auto" w:sz="4"/>
-          <w:insideH w:val="single" w:color="auto" w:sz="4"/>
-          <w:insideV w:val="single" w:color="auto" w:sz="4"/>
-        </w:tblBorders>
-      </w:tblPr>
-      <w:tblGrid>
-        <w:gridCol w:w="9360"/>
-      </w:tblGrid>
-      <w:tr>
-        <w:tc>
-          <w:tcPr>
-            <w:tcW w:type="dxa" w:w="9360"/>
-            <w:tcBorders>
-              <w:top w:val="single" w:color="000000" w:sz="6"/>
-              <w:left w:val="single" w:color="000000" w:sz="6"/>
-              <w:bottom w:val="single" w:color="000000" w:sz="6"/>
-              <w:right w:val="single" w:color="000000" w:sz="6"/>
-            </w:tcBorders>
-            <w:shd w:fill="F2F2F2" w:val="clear"/>
-            <w:tcMar>
-              <w:top w:type="dxa" w:w="40"/>
-              <w:left w:type="dxa" w:w="80"/>
-              <w:bottom w:type="dxa" w:w="40"/>
-              <w:right w:type="dxa" w:w="80"/>
-            </w:tcMar>
-            <w:vAlign w:val="center"/>
-          </w:tcPr>
-          <w:p>
-            <w:pPr>
-              <w:spacing w:after="0"/>
-            </w:pPr>
-            <w:r>
-              <w:rPr>
-                <w:rFonts w:ascii="Arial" w:cs="Arial" w:eastAsia="Arial" w:hAnsi="Arial"/>
-                <w:b/>
-                <w:bCs/>
-                <w:i w:val="false"/>
-                <w:iCs w:val="false"/>
-                <w:sz w:val="26"/>
-                <w:szCs w:val="26"/>
-              </w:rPr>
-              <w:t xml:space="preserve">PARTIE 3 — L'ingénieur choisit son procédé</w:t>
-            </w:r>
-          </w:p>
-        </w:tc>
-      </w:tr>
-    </w:tbl>
-    <w:p>
-      <w:pPr>
-        <w:spacing w:after="64"/>
-      </w:pPr>
+      <w:r>
+        <w:rPr>
+          <w:rFonts w:ascii="Arial" w:cs="Arial" w:eastAsia="Arial" w:hAnsi="Arial"/>
+          <w:b/>
+          <w:bCs/>
+          <w:i w:val="false"/>
+          <w:iCs w:val="false"/>
+          <w:sz w:val="26"/>
+          <w:szCs w:val="26"/>
+        </w:rPr>
+        <w:t xml:space="preserve">PARTIE 3 — L'ingénieur choisit son procédé</w:t>
+      </w:r>
     </w:p>
     <w:tbl>
       <w:tblPr>
@@ -1576,6 +1411,9 @@
         <w:gridCol w:w="2360"/>
       </w:tblGrid>
       <w:tr>
+        <w:trPr>
+          <w:cantSplit/>
+        </w:trPr>
         <w:tc>
           <w:tcPr>
             <w:tcW w:type="dxa" w:w="2200"/>
@@ -1596,6 +1434,8 @@
           </w:tcPr>
           <w:p>
             <w:pPr>
+              <w:keepNext/>
+              <w:keepLines/>
               <w:spacing w:after="0"/>
             </w:pPr>
             <w:r>
@@ -1632,6 +1472,8 @@
           </w:tcPr>
           <w:p>
             <w:pPr>
+              <w:keepNext/>
+              <w:keepLines/>
               <w:spacing w:after="0"/>
             </w:pPr>
             <w:r>
@@ -1668,6 +1510,8 @@
           </w:tcPr>
           <w:p>
             <w:pPr>
+              <w:keepNext/>
+              <w:keepLines/>
               <w:spacing w:after="0"/>
             </w:pPr>
             <w:r>
@@ -1704,6 +1548,8 @@
           </w:tcPr>
           <w:p>
             <w:pPr>
+              <w:keepNext/>
+              <w:keepLines/>
               <w:spacing w:after="0"/>
             </w:pPr>
             <w:r>
@@ -1722,6 +1568,9 @@
         </w:tc>
       </w:tr>
       <w:tr>
+        <w:trPr>
+          <w:cantSplit/>
+        </w:trPr>
         <w:tc>
           <w:tcPr>
             <w:tcW w:type="dxa" w:w="2200"/>
@@ -1741,6 +1590,8 @@
           </w:tcPr>
           <w:p>
             <w:pPr>
+              <w:keepNext/>
+              <w:keepLines/>
               <w:spacing w:after="0"/>
             </w:pPr>
             <w:r>
@@ -1776,6 +1627,8 @@
           </w:tcPr>
           <w:p>
             <w:pPr>
+              <w:keepNext/>
+              <w:keepLines/>
               <w:spacing w:after="0"/>
             </w:pPr>
             <w:r>
@@ -1811,6 +1664,8 @@
           </w:tcPr>
           <w:p>
             <w:pPr>
+              <w:keepNext/>
+              <w:keepLines/>
               <w:spacing w:after="0"/>
             </w:pPr>
             <w:r>
@@ -1846,6 +1701,8 @@
           </w:tcPr>
           <w:p>
             <w:pPr>
+              <w:keepNext/>
+              <w:keepLines/>
               <w:spacing w:after="0"/>
             </w:pPr>
             <w:r>
@@ -1864,6 +1721,9 @@
         </w:tc>
       </w:tr>
       <w:tr>
+        <w:trPr>
+          <w:cantSplit/>
+        </w:trPr>
         <w:tc>
           <w:tcPr>
             <w:tcW w:type="dxa" w:w="2200"/>
@@ -1883,6 +1743,8 @@
           </w:tcPr>
           <w:p>
             <w:pPr>
+              <w:keepNext/>
+              <w:keepLines/>
               <w:spacing w:after="0"/>
             </w:pPr>
             <w:r>
@@ -1918,6 +1780,8 @@
           </w:tcPr>
           <w:p>
             <w:pPr>
+              <w:keepNext/>
+              <w:keepLines/>
               <w:spacing w:after="0"/>
             </w:pPr>
             <w:r>
@@ -1953,6 +1817,8 @@
           </w:tcPr>
           <w:p>
             <w:pPr>
+              <w:keepNext/>
+              <w:keepLines/>
               <w:spacing w:after="0"/>
             </w:pPr>
             <w:r>
@@ -1988,6 +1854,8 @@
           </w:tcPr>
           <w:p>
             <w:pPr>
+              <w:keepNext/>
+              <w:keepLines/>
               <w:spacing w:after="0"/>
             </w:pPr>
             <w:r>
@@ -2006,6 +1874,9 @@
         </w:tc>
       </w:tr>
       <w:tr>
+        <w:trPr>
+          <w:cantSplit/>
+        </w:trPr>
         <w:tc>
           <w:tcPr>
             <w:tcW w:type="dxa" w:w="2200"/>
@@ -2215,6 +2086,9 @@
         <w:gridCol w:w="9360"/>
       </w:tblGrid>
       <w:tr>
+        <w:trPr>
+          <w:cantSplit/>
+        </w:trPr>
         <w:tc>
           <w:tcPr>
             <w:tcW w:type="dxa" w:w="9360"/>

--- a/public/2026/seq05/FICHE_S5-A06_Atelier_4eme.docx
+++ b/public/2026/seq05/FICHE_S5-A06_Atelier_4eme.docx
@@ -211,32 +211,6 @@
                 <w:szCs w:val="16"/>
               </w:rPr>
               <w:t xml:space="preserve">ACTIVITÉ N°06</w:t>
-            </w:r>
-          </w:p>
-          <w:p>
-            <w:pPr>
-              <w:spacing w:after="0"/>
-            </w:pPr>
-            <w:r>
-              <w:rPr>
-                <w:rFonts w:ascii="Arial" w:cs="Arial" w:eastAsia="Arial" w:hAnsi="Arial"/>
-                <w:sz w:val="14"/>
-                <w:szCs w:val="14"/>
-              </w:rPr>
-              <w:t xml:space="preserve">NOM : ..............................</w:t>
-            </w:r>
-          </w:p>
-          <w:p>
-            <w:pPr>
-              <w:spacing w:after="0"/>
-            </w:pPr>
-            <w:r>
-              <w:rPr>
-                <w:rFonts w:ascii="Arial" w:cs="Arial" w:eastAsia="Arial" w:hAnsi="Arial"/>
-                <w:sz w:val="14"/>
-                <w:szCs w:val="14"/>
-              </w:rPr>
-              <w:t xml:space="preserve">PRÉNOM : .........................</w:t>
             </w:r>
           </w:p>
         </w:tc>

--- a/public/2026/seq05/FICHE_S5-A06_Atelier_4eme.docx
+++ b/public/2026/seq05/FICHE_S5-A06_Atelier_4eme.docx
@@ -345,6 +345,30 @@
         </w:tc>
       </w:tr>
     </w:tbl>
+    <w:p>
+      <w:pPr>
+        <w:keepNext/>
+        <w:spacing w:after="128"/>
+      </w:pPr>
+      <w:r>
+        <w:rPr>
+          <w:rFonts w:ascii="Arial" w:cs="Arial" w:eastAsia="Arial" w:hAnsi="Arial"/>
+          <w:sz w:val="24"/>
+          <w:szCs w:val="24"/>
+          <w:b/>
+          <w:bCs/>
+        </w:rPr>
+        <w:t xml:space="preserve">OBJECTIF — </w:t>
+      </w:r>
+      <w:r>
+        <w:rPr>
+          <w:rFonts w:ascii="Arial" w:cs="Arial" w:eastAsia="Arial" w:hAnsi="Arial"/>
+          <w:sz w:val="24"/>
+          <w:szCs w:val="24"/>
+        </w:rPr>
+        <w:t xml:space="preserve">Tu sauras suivre une pièce du fichier à l'objet et choisir un procédé pour une série.</w:t>
+      </w:r>
+    </w:p>
     <w:p>
       <w:pPr>
         <w:keepNext/>
@@ -597,19 +621,19 @@
             <w:pPr>
               <w:keepNext/>
               <w:keepLines/>
-              <w:spacing w:after="0"/>
-            </w:pPr>
-            <w:r>
-              <w:rPr>
-                <w:rFonts w:ascii="Arial" w:cs="Arial" w:eastAsia="Arial" w:hAnsi="Arial"/>
-                <w:b w:val="false"/>
-                <w:bCs w:val="false"/>
-                <w:i w:val="false"/>
-                <w:iCs w:val="false"/>
-                <w:sz w:val="24"/>
-                <w:szCs w:val="24"/>
-              </w:rPr>
-              <w:t xml:space="preserve">......</w:t>
+              <w:spacing w:after="230"/>
+            </w:pPr>
+            <w:r>
+              <w:rPr>
+                <w:rFonts w:ascii="Arial" w:cs="Arial" w:eastAsia="Arial" w:hAnsi="Arial"/>
+                <w:b w:val="false"/>
+                <w:bCs w:val="false"/>
+                <w:i w:val="false"/>
+                <w:iCs w:val="false"/>
+                <w:sz w:val="24"/>
+                <w:szCs w:val="24"/>
+              </w:rPr>
+              <w:t xml:space="preserve">.........</w:t>
             </w:r>
           </w:p>
         </w:tc>
@@ -676,19 +700,19 @@
             <w:pPr>
               <w:keepNext/>
               <w:keepLines/>
-              <w:spacing w:after="0"/>
-            </w:pPr>
-            <w:r>
-              <w:rPr>
-                <w:rFonts w:ascii="Arial" w:cs="Arial" w:eastAsia="Arial" w:hAnsi="Arial"/>
-                <w:b w:val="false"/>
-                <w:bCs w:val="false"/>
-                <w:i w:val="false"/>
-                <w:iCs w:val="false"/>
-                <w:sz w:val="24"/>
-                <w:szCs w:val="24"/>
-              </w:rPr>
-              <w:t xml:space="preserve">......</w:t>
+              <w:spacing w:after="230"/>
+            </w:pPr>
+            <w:r>
+              <w:rPr>
+                <w:rFonts w:ascii="Arial" w:cs="Arial" w:eastAsia="Arial" w:hAnsi="Arial"/>
+                <w:b w:val="false"/>
+                <w:bCs w:val="false"/>
+                <w:i w:val="false"/>
+                <w:iCs w:val="false"/>
+                <w:sz w:val="24"/>
+                <w:szCs w:val="24"/>
+              </w:rPr>
+              <w:t xml:space="preserve">.........</w:t>
             </w:r>
           </w:p>
         </w:tc>
@@ -755,19 +779,19 @@
             <w:pPr>
               <w:keepNext/>
               <w:keepLines/>
-              <w:spacing w:after="0"/>
-            </w:pPr>
-            <w:r>
-              <w:rPr>
-                <w:rFonts w:ascii="Arial" w:cs="Arial" w:eastAsia="Arial" w:hAnsi="Arial"/>
-                <w:b w:val="false"/>
-                <w:bCs w:val="false"/>
-                <w:i w:val="false"/>
-                <w:iCs w:val="false"/>
-                <w:sz w:val="24"/>
-                <w:szCs w:val="24"/>
-              </w:rPr>
-              <w:t xml:space="preserve">......</w:t>
+              <w:spacing w:after="230"/>
+            </w:pPr>
+            <w:r>
+              <w:rPr>
+                <w:rFonts w:ascii="Arial" w:cs="Arial" w:eastAsia="Arial" w:hAnsi="Arial"/>
+                <w:b w:val="false"/>
+                <w:bCs w:val="false"/>
+                <w:i w:val="false"/>
+                <w:iCs w:val="false"/>
+                <w:sz w:val="24"/>
+                <w:szCs w:val="24"/>
+              </w:rPr>
+              <w:t xml:space="preserve">.........</w:t>
             </w:r>
           </w:p>
         </w:tc>
@@ -832,19 +856,19 @@
           </w:tcPr>
           <w:p>
             <w:pPr>
-              <w:spacing w:after="0"/>
-            </w:pPr>
-            <w:r>
-              <w:rPr>
-                <w:rFonts w:ascii="Arial" w:cs="Arial" w:eastAsia="Arial" w:hAnsi="Arial"/>
-                <w:b w:val="false"/>
-                <w:bCs w:val="false"/>
-                <w:i w:val="false"/>
-                <w:iCs w:val="false"/>
-                <w:sz w:val="24"/>
-                <w:szCs w:val="24"/>
-              </w:rPr>
-              <w:t xml:space="preserve">......</w:t>
+              <w:spacing w:after="230"/>
+            </w:pPr>
+            <w:r>
+              <w:rPr>
+                <w:rFonts w:ascii="Arial" w:cs="Arial" w:eastAsia="Arial" w:hAnsi="Arial"/>
+                <w:b w:val="false"/>
+                <w:bCs w:val="false"/>
+                <w:i w:val="false"/>
+                <w:iCs w:val="false"/>
+                <w:sz w:val="24"/>
+                <w:szCs w:val="24"/>
+              </w:rPr>
+              <w:t xml:space="preserve">.........</w:t>
             </w:r>
           </w:p>
         </w:tc>
@@ -887,7 +911,7 @@
     </w:tbl>
     <w:p>
       <w:pPr>
-        <w:spacing w:after="64" w:before="50"/>
+        <w:spacing w:after="230" w:before="50"/>
       </w:pPr>
       <w:r>
         <w:rPr>
@@ -899,7 +923,7 @@
           <w:sz w:val="24"/>
           <w:szCs w:val="24"/>
         </w:rPr>
-        <w:t xml:space="preserve">1a. Ce procédé est dit ADDITIF car .....................................................................</w:t>
+        <w:t xml:space="preserve">1a. Ce procédé est dit ADDITIF car .............................................................................................</w:t>
       </w:r>
     </w:p>
     <w:p>
@@ -1793,19 +1817,19 @@
             <w:pPr>
               <w:keepNext/>
               <w:keepLines/>
-              <w:spacing w:after="0"/>
-            </w:pPr>
-            <w:r>
-              <w:rPr>
-                <w:rFonts w:ascii="Arial" w:cs="Arial" w:eastAsia="Arial" w:hAnsi="Arial"/>
-                <w:b w:val="false"/>
-                <w:bCs w:val="false"/>
-                <w:i w:val="false"/>
-                <w:iCs w:val="false"/>
-                <w:sz w:val="24"/>
-                <w:szCs w:val="24"/>
-              </w:rPr>
-              <w:t xml:space="preserve">..........</w:t>
+              <w:spacing w:after="230"/>
+            </w:pPr>
+            <w:r>
+              <w:rPr>
+                <w:rFonts w:ascii="Arial" w:cs="Arial" w:eastAsia="Arial" w:hAnsi="Arial"/>
+                <w:b w:val="false"/>
+                <w:bCs w:val="false"/>
+                <w:i w:val="false"/>
+                <w:iCs w:val="false"/>
+                <w:sz w:val="24"/>
+                <w:szCs w:val="24"/>
+              </w:rPr>
+              <w:t xml:space="preserve">................................</w:t>
             </w:r>
           </w:p>
         </w:tc>
@@ -1940,19 +1964,19 @@
           </w:tcPr>
           <w:p>
             <w:pPr>
-              <w:spacing w:after="0"/>
-            </w:pPr>
-            <w:r>
-              <w:rPr>
-                <w:rFonts w:ascii="Arial" w:cs="Arial" w:eastAsia="Arial" w:hAnsi="Arial"/>
-                <w:b w:val="false"/>
-                <w:bCs w:val="false"/>
-                <w:i w:val="false"/>
-                <w:iCs w:val="false"/>
-                <w:sz w:val="24"/>
-                <w:szCs w:val="24"/>
-              </w:rPr>
-              <w:t xml:space="preserve">..........</w:t>
+              <w:spacing w:after="230"/>
+            </w:pPr>
+            <w:r>
+              <w:rPr>
+                <w:rFonts w:ascii="Arial" w:cs="Arial" w:eastAsia="Arial" w:hAnsi="Arial"/>
+                <w:b w:val="false"/>
+                <w:bCs w:val="false"/>
+                <w:i w:val="false"/>
+                <w:iCs w:val="false"/>
+                <w:sz w:val="24"/>
+                <w:szCs w:val="24"/>
+              </w:rPr>
+              <w:t xml:space="preserve">................................</w:t>
             </w:r>
           </w:p>
         </w:tc>
@@ -2012,7 +2036,7 @@
     </w:p>
     <w:p>
       <w:pPr>
-        <w:spacing w:after="128"/>
+        <w:spacing w:after="230"/>
       </w:pPr>
       <w:r>
         <w:rPr>
@@ -2024,12 +2048,12 @@
           <w:sz w:val="24"/>
           <w:szCs w:val="24"/>
         </w:rPr>
-        <w:t xml:space="preserve">..............................................................................</w:t>
+        <w:t xml:space="preserve">......................................................................................................................................................</w:t>
       </w:r>
     </w:p>
     <w:p>
       <w:pPr>
-        <w:spacing w:after="128"/>
+        <w:spacing w:after="230"/>
       </w:pPr>
       <w:r>
         <w:rPr>
@@ -2041,7 +2065,7 @@
           <w:sz w:val="24"/>
           <w:szCs w:val="24"/>
         </w:rPr>
-        <w:t xml:space="preserve">..............................................................................</w:t>
+        <w:t xml:space="preserve">......................................................................................................................................................</w:t>
       </w:r>
     </w:p>
     <w:tbl>
